--- a/public/docx/技术装备前沿/4.docx
+++ b/public/docx/技术装备前沿/4.docx
@@ -1,21 +1,21 @@
 
 <file path=word/document.xml><?xml version="1.0" encoding="utf-8"?>
-<w:document xmlns:wpc="http://schemas.microsoft.com/office/word/2010/wordprocessingCanvas" xmlns:mc="http://schemas.openxmlformats.org/markup-compatibility/2006" xmlns:o="urn:schemas-microsoft-com:office:office" xmlns:r="http://schemas.openxmlformats.org/officeDocument/2006/relationships" xmlns:m="http://schemas.openxmlformats.org/officeDocument/2006/math" xmlns:v="urn:schemas-microsoft-com:vml" xmlns:wp14="http://schemas.microsoft.com/office/word/2010/wordprocessingDrawing" xmlns:wp="http://schemas.openxmlformats.org/drawingml/2006/wordprocessingDrawing" xmlns:w="http://schemas.openxmlformats.org/wordprocessingml/2006/main" xmlns:w14="http://schemas.microsoft.com/office/word/2010/wordml" xmlns:w10="urn:schemas-microsoft-com:office:word" xmlns:w15="http://schemas.microsoft.com/office/word/2012/wordml" xmlns:wpg="http://schemas.microsoft.com/office/word/2010/wordprocessingGroup" xmlns:wpi="http://schemas.microsoft.com/office/word/2010/wordprocessingInk" xmlns:wne="http://schemas.microsoft.com/office/word/2006/wordml" xmlns:wps="http://schemas.microsoft.com/office/word/2010/wordprocessingShape" xmlns:wpsCustomData="http://www.wps.cn/officeDocument/2013/wpsCustomData" mc:Ignorable="w14 w15 wp14">
+<w:document xmlns:wpc="http://schemas.microsoft.com/office/word/2010/wordprocessingCanvas" xmlns:cx="http://schemas.microsoft.com/office/drawing/2014/chartex" xmlns:cx1="http://schemas.microsoft.com/office/drawing/2015/9/8/chartex" xmlns:cx2="http://schemas.microsoft.com/office/drawing/2015/10/21/chartex" xmlns:cx3="http://schemas.microsoft.com/office/drawing/2016/5/9/chartex" xmlns:cx4="http://schemas.microsoft.com/office/drawing/2016/5/10/chartex" xmlns:cx5="http://schemas.microsoft.com/office/drawing/2016/5/11/chartex" xmlns:cx6="http://schemas.microsoft.com/office/drawing/2016/5/12/chartex" xmlns:cx7="http://schemas.microsoft.com/office/drawing/2016/5/13/chartex" xmlns:cx8="http://schemas.microsoft.com/office/drawing/2016/5/14/chartex" xmlns:mc="http://schemas.openxmlformats.org/markup-compatibility/2006" xmlns:aink="http://schemas.microsoft.com/office/drawing/2016/ink" xmlns:am3d="http://schemas.microsoft.com/office/drawing/2017/model3d" xmlns:o="urn:schemas-microsoft-com:office:office" xmlns:oel="http://schemas.microsoft.com/office/2019/extlst" xmlns:r="http://schemas.openxmlformats.org/officeDocument/2006/relationships" xmlns:m="http://schemas.openxmlformats.org/officeDocument/2006/math" xmlns:v="urn:schemas-microsoft-com:vml" xmlns:wp14="http://schemas.microsoft.com/office/word/2010/wordprocessingDrawing" xmlns:wp="http://schemas.openxmlformats.org/drawingml/2006/wordprocessingDrawing" xmlns:w10="urn:schemas-microsoft-com:office:word" xmlns:w="http://schemas.openxmlformats.org/wordprocessingml/2006/main" xmlns:w14="http://schemas.microsoft.com/office/word/2010/wordml" xmlns:w15="http://schemas.microsoft.com/office/word/2012/wordml" xmlns:w16cex="http://schemas.microsoft.com/office/word/2018/wordml/cex" xmlns:w16cid="http://schemas.microsoft.com/office/word/2016/wordml/cid" xmlns:w16="http://schemas.microsoft.com/office/word/2018/wordml" xmlns:w16du="http://schemas.microsoft.com/office/word/2023/wordml/word16du" xmlns:w16sdtdh="http://schemas.microsoft.com/office/word/2020/wordml/sdtdatahash" xmlns:w16sdtfl="http://schemas.microsoft.com/office/word/2024/wordml/sdtformatlock" xmlns:w16se="http://schemas.microsoft.com/office/word/2015/wordml/symex" xmlns:wpg="http://schemas.microsoft.com/office/word/2010/wordprocessingGroup" xmlns:wpi="http://schemas.microsoft.com/office/word/2010/wordprocessingInk" xmlns:wne="http://schemas.microsoft.com/office/word/2006/wordml" xmlns:wps="http://schemas.microsoft.com/office/word/2010/wordprocessingShape" mc:Ignorable="w14 w15 w16se w16cid w16 w16cex w16sdtdh w16sdtfl w16du wp14">
   <w:body>
     <w:p>
       <w:pPr>
-        <w:pStyle w:val="15"/>
-        <w:rPr>
-          <w:rFonts w:hint="eastAsia"/>
-          <w:sz w:val="40"/>
-          <w:szCs w:val="40"/>
-        </w:rPr>
-      </w:pPr>
-      <w:r>
-        <w:rPr>
-          <w:rFonts w:hint="eastAsia"/>
-          <w:sz w:val="40"/>
-          <w:szCs w:val="40"/>
+        <w:pStyle w:val="aa"/>
+        <w:rPr>
+          <w:rFonts w:hint="eastAsia"/>
+          <w:sz w:val="44"/>
+          <w:szCs w:val="44"/>
+        </w:rPr>
+      </w:pPr>
+      <w:r>
+        <w:rPr>
+          <w:rFonts w:hint="eastAsia"/>
+          <w:sz w:val="44"/>
+          <w:szCs w:val="44"/>
         </w:rPr>
         <w:t>基于多模遥感图像和相关知识的建筑结构类型识别技术</w:t>
       </w:r>
@@ -82,14 +82,14 @@
     <w:p>
       <w:pPr>
         <w:rPr>
-          <w:rFonts w:hint="eastAsia" w:ascii="微软雅黑" w:hAnsi="微软雅黑" w:eastAsia="微软雅黑"/>
+          <w:rFonts w:ascii="微软雅黑" w:eastAsia="微软雅黑" w:hAnsi="微软雅黑" w:hint="eastAsia"/>
           <w:sz w:val="24"/>
           <w:szCs w:val="28"/>
         </w:rPr>
       </w:pPr>
       <w:r>
         <w:rPr>
-          <w:rFonts w:hint="eastAsia" w:ascii="微软雅黑" w:hAnsi="微软雅黑" w:eastAsia="微软雅黑"/>
+          <w:rFonts w:ascii="微软雅黑" w:eastAsia="微软雅黑" w:hAnsi="微软雅黑" w:hint="eastAsia"/>
           <w:sz w:val="24"/>
           <w:szCs w:val="28"/>
         </w:rPr>
@@ -175,14 +175,14 @@
     <w:p>
       <w:pPr>
         <w:rPr>
-          <w:rFonts w:hint="eastAsia" w:ascii="微软雅黑" w:hAnsi="微软雅黑" w:eastAsia="微软雅黑"/>
+          <w:rFonts w:ascii="微软雅黑" w:eastAsia="微软雅黑" w:hAnsi="微软雅黑" w:hint="eastAsia"/>
           <w:sz w:val="24"/>
           <w:szCs w:val="28"/>
         </w:rPr>
       </w:pPr>
       <w:r>
         <w:rPr>
-          <w:rFonts w:hint="eastAsia" w:ascii="微软雅黑" w:hAnsi="微软雅黑" w:eastAsia="微软雅黑"/>
+          <w:rFonts w:ascii="微软雅黑" w:eastAsia="微软雅黑" w:hAnsi="微软雅黑" w:hint="eastAsia"/>
           <w:sz w:val="24"/>
           <w:szCs w:val="28"/>
         </w:rPr>
@@ -230,7 +230,15 @@
         <w:t>建筑相关知识</w:t>
       </w:r>
       <w:r>
-        <w:t>的方法则通过引入税务评估数据、地籍信息等辅助信息，提高识别精度。这些方法通常采用特征工程或机器学习分类器，但特征挖掘能力有限，难以充分利用多源信息。</w:t>
+        <w:t>的方法则通过引入税务评估数据、地籍信息等辅助信息，提高识别精度。这些方法通常采用特征工程或机器学习分类器，</w:t>
+      </w:r>
+      <w:proofErr w:type="gramStart"/>
+      <w:r>
+        <w:t>但特征</w:t>
+      </w:r>
+      <w:proofErr w:type="gramEnd"/>
+      <w:r>
+        <w:t>挖掘能力有限，难以充分利用多源信息。</w:t>
       </w:r>
     </w:p>
     <w:p>
@@ -245,15 +253,23 @@
       <w:r>
         <w:rPr>
           <w:rFonts w:hint="eastAsia"/>
-          <w:color w:val="084F6B" w:themeColor="accent4" w:themeShade="80"/>
+          <w:color w:val="074F6A" w:themeColor="accent4" w:themeShade="80"/>
         </w:rPr>
         <w:t>尽管现有研究取得了一定进展，但建筑物结构类型</w:t>
       </w:r>
-      <w:r>
-        <w:rPr>
-          <w:color w:val="084F6B" w:themeColor="accent4" w:themeShade="80"/>
-        </w:rPr>
-        <w:t>识别仍面临以下技术挑战：</w:t>
+      <w:proofErr w:type="gramStart"/>
+      <w:r>
+        <w:rPr>
+          <w:color w:val="074F6A" w:themeColor="accent4" w:themeShade="80"/>
+        </w:rPr>
+        <w:t>识别仍</w:t>
+      </w:r>
+      <w:proofErr w:type="gramEnd"/>
+      <w:r>
+        <w:rPr>
+          <w:color w:val="074F6A" w:themeColor="accent4" w:themeShade="80"/>
+        </w:rPr>
+        <w:t>面临以下技术挑战：</w:t>
       </w:r>
     </w:p>
     <w:p>
@@ -331,20 +347,28 @@
         <w:t>数据可获取性与方法通用性问题</w:t>
       </w:r>
       <w:r>
-        <w:t>：依赖税务评估或地籍数据的方法在部分地区可能因数据缺失或过时而难以适用，如何利用更广泛可获取的数据源提升模型的适用性仍需深入研究。</w:t>
-      </w:r>
-    </w:p>
-    <w:p>
-      <w:pPr>
-        <w:rPr>
-          <w:rFonts w:hint="eastAsia" w:ascii="微软雅黑" w:hAnsi="微软雅黑" w:eastAsia="微软雅黑"/>
+        <w:t>：依赖税务评估或地籍数据的方法在部分地区可能因数据缺失或过时而难以适用，如何利用更</w:t>
+      </w:r>
+      <w:proofErr w:type="gramStart"/>
+      <w:r>
+        <w:t>广泛可</w:t>
+      </w:r>
+      <w:proofErr w:type="gramEnd"/>
+      <w:r>
+        <w:t>获取的数据源提升模型的适用性仍需深入研究。</w:t>
+      </w:r>
+    </w:p>
+    <w:p>
+      <w:pPr>
+        <w:rPr>
+          <w:rFonts w:ascii="微软雅黑" w:eastAsia="微软雅黑" w:hAnsi="微软雅黑" w:hint="eastAsia"/>
           <w:sz w:val="24"/>
           <w:szCs w:val="28"/>
         </w:rPr>
       </w:pPr>
       <w:r>
         <w:rPr>
-          <w:rFonts w:hint="eastAsia" w:ascii="微软雅黑" w:hAnsi="微软雅黑" w:eastAsia="微软雅黑"/>
+          <w:rFonts w:ascii="微软雅黑" w:eastAsia="微软雅黑" w:hAnsi="微软雅黑" w:hint="eastAsia"/>
           <w:sz w:val="24"/>
           <w:szCs w:val="28"/>
         </w:rPr>
@@ -362,7 +386,21 @@
         <w:rPr>
           <w:rFonts w:hint="eastAsia"/>
         </w:rPr>
-        <w:t>基于多模遥感图像和相关知识的建筑结构类型识别系统是一种基于多模遥感影像和建筑相关知识的建筑物结构类型智能识别系统，能够在复杂场景下高效、精准地完成建筑物结构类型的自动化识别任务。当传统方法因数据单一或领域知识不足而难以满足实际需求时，</w:t>
+        <w:t>基于多模遥感图像和相关知识的建筑结构类型识别系统是一种基于多模遥感影像和建筑相关知识的建筑物结构类型智能识别系统，能够在复杂场景下高效、精准地完成建筑物结构类型的自动化识别任务。当传统方法因数据单</w:t>
+      </w:r>
+      <w:proofErr w:type="gramStart"/>
+      <w:r>
+        <w:rPr>
+          <w:rFonts w:hint="eastAsia"/>
+        </w:rPr>
+        <w:t>一</w:t>
+      </w:r>
+      <w:proofErr w:type="gramEnd"/>
+      <w:r>
+        <w:rPr>
+          <w:rFonts w:hint="eastAsia"/>
+        </w:rPr>
+        <w:t>或领域知识不足而难以满足实际需求时，</w:t>
       </w:r>
       <w:r>
         <w:rPr>
@@ -420,7 +458,28 @@
         <w:rPr>
           <w:rFonts w:hint="eastAsia"/>
         </w:rPr>
-        <w:t>，通过三个阶段完成建筑物结构类型的识别任务。首先，在特征提取阶段，模型利用两个独立的卷积神经网络分别从光学图像和合成孔径雷达图像中提取建筑物的外观、纹理以及材质特征，同时通过图注意网络从建筑相关知识中挖掘有用的语义信息。接下来，在特征融合阶段，模型通过一种智能筛选机制将光学图像和合成孔径雷达图像的特征进行融合，并进一步通过拼接的方式将语义特征整合进来，形成一个全面的融合特征。最后，在识别阶段，模型将融合后的特征输入全连接层，计算出建筑物属于每种结构类型的概率，并选择概率最高的类型作为最终结果。这种方法结合了遥感图像和建筑相关知识的优势，能够在复杂场景下实现高效且准确的建筑物结构类型识别。</w:t>
+        <w:t>，通过三个阶段完成建筑物结构类型的识别任务。首先，在特征提取阶段，模型利用两个独立的卷积神经网络分别从光学图像和合成孔径雷达图像中提取建筑物的外观、纹理以及材质特征，同时通过</w:t>
+      </w:r>
+      <w:proofErr w:type="gramStart"/>
+      <w:r>
+        <w:rPr>
+          <w:rFonts w:hint="eastAsia"/>
+        </w:rPr>
+        <w:t>图注意</w:t>
+      </w:r>
+      <w:proofErr w:type="gramEnd"/>
+      <w:r>
+        <w:rPr>
+          <w:rFonts w:hint="eastAsia"/>
+        </w:rPr>
+        <w:t>网络从建筑相关知识中挖掘有用的语义信息。接下来，在特征融合阶段，模型通过一种智能筛选机制将光学图像和合成孔径雷达图像的特征进行融合，并进一步通过拼接的方式将语义特征整合进来，形成一个全面的融合特征。最后，在识别阶段，模型将融</w:t>
+      </w:r>
+      <w:r>
+        <w:rPr>
+          <w:rFonts w:hint="eastAsia"/>
+        </w:rPr>
+        <w:lastRenderedPageBreak/>
+        <w:t>合后的特征输入全连接层，计算出建筑物属于每种结构类型的概率，并选择概率最高的类型作为最终结果。这种方法结合了遥感图像和建筑相关知识的优势，能够在复杂场景下实现高效且准确的建筑物结构类型识别。</w:t>
       </w:r>
     </w:p>
     <w:p>
@@ -432,8 +491,11 @@
         </w:rPr>
       </w:pPr>
       <w:r>
+        <w:rPr>
+          <w:noProof/>
+        </w:rPr>
         <w:drawing>
-          <wp:inline distT="0" distB="0" distL="0" distR="0">
+          <wp:inline distT="0" distB="0" distL="0" distR="0" wp14:anchorId="16969B88" wp14:editId="2AD96D66">
             <wp:extent cx="5274310" cy="2933065"/>
             <wp:effectExtent l="0" t="0" r="2540" b="635"/>
             <wp:docPr id="776182418" name="图片 1"/>
@@ -473,7 +535,7 @@
     </w:p>
     <w:p>
       <w:pPr>
-        <w:pStyle w:val="11"/>
+        <w:pStyle w:val="a3"/>
         <w:jc w:val="center"/>
         <w:rPr>
           <w:rFonts w:hint="eastAsia"/>
@@ -484,7 +546,14 @@
           <w:sz w:val="18"/>
           <w:szCs w:val="18"/>
         </w:rPr>
-        <w:t xml:space="preserve">图 </w:t>
+        <w:t>图</w:t>
+      </w:r>
+      <w:r>
+        <w:rPr>
+          <w:sz w:val="18"/>
+          <w:szCs w:val="18"/>
+        </w:rPr>
+        <w:t xml:space="preserve"> </w:t>
       </w:r>
       <w:r>
         <w:rPr>
@@ -498,7 +567,21 @@
           <w:sz w:val="18"/>
           <w:szCs w:val="18"/>
         </w:rPr>
-        <w:instrText xml:space="preserve"> SEQ 图 \* ARABIC </w:instrText>
+        <w:instrText xml:space="preserve"> SEQ </w:instrText>
+      </w:r>
+      <w:r>
+        <w:rPr>
+          <w:sz w:val="18"/>
+          <w:szCs w:val="18"/>
+        </w:rPr>
+        <w:instrText>图</w:instrText>
+      </w:r>
+      <w:r>
+        <w:rPr>
+          <w:sz w:val="18"/>
+          <w:szCs w:val="18"/>
+        </w:rPr>
+        <w:instrText xml:space="preserve"> \* ARABIC </w:instrText>
       </w:r>
       <w:r>
         <w:rPr>
@@ -527,7 +610,15 @@
           <w:sz w:val="18"/>
           <w:szCs w:val="18"/>
         </w:rPr>
-        <w:t xml:space="preserve"> 基于多模遥感图像和相关知识的建筑结构类型识别框架图</w:t>
+        <w:t xml:space="preserve"> </w:t>
+      </w:r>
+      <w:r>
+        <w:rPr>
+          <w:rFonts w:hint="eastAsia"/>
+          <w:sz w:val="18"/>
+          <w:szCs w:val="18"/>
+        </w:rPr>
+        <w:t>基于多模遥感图像和相关知识的建筑结构类型识别框架图</w:t>
       </w:r>
     </w:p>
     <w:p>
@@ -555,7 +646,35 @@
         <w:rPr>
           <w:rFonts w:hint="eastAsia"/>
         </w:rPr>
-        <w:t>，并设计了一个简单而高效的数据收集框架。该框架结合了来自不同平台的光学影像、合成孔径雷达影像以及由领域专家通过目视解译获取的建筑相关知识，确保了数据的多样性和高质量。同时，建筑物轮廓通过人工在专业平台上精确勾勒，建筑物结构类型则通过地面调查获取，进一步提升了数据的准确性和可靠性。通过这种多源数据的整合与规范化处理，我们不仅丰富了数据的特征维度，还为后续模型的训练和识别任务提供了坚实的基础，从而显著提高了建筑物结构类型识别的性能。</w:t>
+        <w:t>，并设计了一个简单而高效的数据收集框架。该框架结合了来自不同平台的光学影像、合成孔径雷达影像以及</w:t>
+      </w:r>
+      <w:proofErr w:type="gramStart"/>
+      <w:r>
+        <w:rPr>
+          <w:rFonts w:hint="eastAsia"/>
+        </w:rPr>
+        <w:t>由领域</w:t>
+      </w:r>
+      <w:proofErr w:type="gramEnd"/>
+      <w:r>
+        <w:rPr>
+          <w:rFonts w:hint="eastAsia"/>
+        </w:rPr>
+        <w:t>专家通过目视解译获取的建筑相关知识，确保了数据的多样性和高质量。同时，建筑物轮廓通过人工在专业平台上精确勾勒，建筑物结构类型则通过地面调查获取，进一步提升了数据的准确性和可靠性。通过这种多</w:t>
+      </w:r>
+      <w:proofErr w:type="gramStart"/>
+      <w:r>
+        <w:rPr>
+          <w:rFonts w:hint="eastAsia"/>
+        </w:rPr>
+        <w:t>源数据</w:t>
+      </w:r>
+      <w:proofErr w:type="gramEnd"/>
+      <w:r>
+        <w:rPr>
+          <w:rFonts w:hint="eastAsia"/>
+        </w:rPr>
+        <w:t>的整合与规范化处理，我们不仅丰富了数据的特征维度，还为后续模型的训练和识别任务提供了坚实的基础，从而显著提高了建筑物结构类型识别的性能。</w:t>
       </w:r>
     </w:p>
     <w:p>
@@ -567,8 +686,11 @@
         </w:rPr>
       </w:pPr>
       <w:r>
+        <w:rPr>
+          <w:noProof/>
+        </w:rPr>
         <w:drawing>
-          <wp:inline distT="0" distB="0" distL="0" distR="0">
+          <wp:inline distT="0" distB="0" distL="0" distR="0" wp14:anchorId="7246B659" wp14:editId="1DCE5B70">
             <wp:extent cx="5274310" cy="2542540"/>
             <wp:effectExtent l="0" t="0" r="8890" b="10160"/>
             <wp:docPr id="214814698" name="图片 1"/>
@@ -608,7 +730,7 @@
     </w:p>
     <w:p>
       <w:pPr>
-        <w:pStyle w:val="11"/>
+        <w:pStyle w:val="a3"/>
         <w:jc w:val="center"/>
         <w:rPr>
           <w:rFonts w:hint="eastAsia"/>
@@ -621,7 +743,14 @@
           <w:sz w:val="18"/>
           <w:szCs w:val="18"/>
         </w:rPr>
-        <w:t xml:space="preserve">图 </w:t>
+        <w:t>图</w:t>
+      </w:r>
+      <w:r>
+        <w:rPr>
+          <w:sz w:val="18"/>
+          <w:szCs w:val="18"/>
+        </w:rPr>
+        <w:t xml:space="preserve"> </w:t>
       </w:r>
       <w:r>
         <w:rPr>
@@ -635,7 +764,21 @@
           <w:sz w:val="18"/>
           <w:szCs w:val="18"/>
         </w:rPr>
-        <w:instrText xml:space="preserve"> SEQ 图 \* ARABIC </w:instrText>
+        <w:instrText xml:space="preserve"> SEQ </w:instrText>
+      </w:r>
+      <w:r>
+        <w:rPr>
+          <w:sz w:val="18"/>
+          <w:szCs w:val="18"/>
+        </w:rPr>
+        <w:instrText>图</w:instrText>
+      </w:r>
+      <w:r>
+        <w:rPr>
+          <w:sz w:val="18"/>
+          <w:szCs w:val="18"/>
+        </w:rPr>
+        <w:instrText xml:space="preserve"> \* ARABIC </w:instrText>
       </w:r>
       <w:r>
         <w:rPr>
@@ -664,7 +807,33 @@
           <w:sz w:val="18"/>
           <w:szCs w:val="18"/>
         </w:rPr>
-        <w:t xml:space="preserve"> 多源数据收集框架</w:t>
+        <w:t xml:space="preserve"> </w:t>
+      </w:r>
+      <w:r>
+        <w:rPr>
+          <w:rFonts w:hint="eastAsia"/>
+          <w:sz w:val="18"/>
+          <w:szCs w:val="18"/>
+        </w:rPr>
+        <w:t>多</w:t>
+      </w:r>
+      <w:proofErr w:type="gramStart"/>
+      <w:r>
+        <w:rPr>
+          <w:rFonts w:hint="eastAsia"/>
+          <w:sz w:val="18"/>
+          <w:szCs w:val="18"/>
+        </w:rPr>
+        <w:t>源数据</w:t>
+      </w:r>
+      <w:proofErr w:type="gramEnd"/>
+      <w:r>
+        <w:rPr>
+          <w:rFonts w:hint="eastAsia"/>
+          <w:sz w:val="18"/>
+          <w:szCs w:val="18"/>
+        </w:rPr>
+        <w:t>收集框架</w:t>
       </w:r>
     </w:p>
     <w:p>
@@ -683,8 +852,12 @@
         </w:rPr>
       </w:pPr>
       <w:r>
+        <w:rPr>
+          <w:noProof/>
+        </w:rPr>
+        <w:lastRenderedPageBreak/>
         <w:drawing>
-          <wp:inline distT="0" distB="0" distL="0" distR="0">
+          <wp:inline distT="0" distB="0" distL="0" distR="0" wp14:anchorId="109688C5" wp14:editId="7A09A011">
             <wp:extent cx="5274310" cy="4091305"/>
             <wp:effectExtent l="0" t="0" r="2540" b="4445"/>
             <wp:docPr id="387356237" name="图片 1"/>
@@ -724,7 +897,7 @@
     </w:p>
     <w:p>
       <w:pPr>
-        <w:pStyle w:val="11"/>
+        <w:pStyle w:val="a3"/>
         <w:jc w:val="center"/>
         <w:rPr>
           <w:rFonts w:hint="eastAsia"/>
@@ -737,7 +910,14 @@
           <w:sz w:val="18"/>
           <w:szCs w:val="18"/>
         </w:rPr>
-        <w:t xml:space="preserve">图 </w:t>
+        <w:t>图</w:t>
+      </w:r>
+      <w:r>
+        <w:rPr>
+          <w:sz w:val="18"/>
+          <w:szCs w:val="18"/>
+        </w:rPr>
+        <w:t xml:space="preserve"> </w:t>
       </w:r>
       <w:r>
         <w:rPr>
@@ -751,7 +931,21 @@
           <w:sz w:val="18"/>
           <w:szCs w:val="18"/>
         </w:rPr>
-        <w:instrText xml:space="preserve"> SEQ 图 \* ARABIC </w:instrText>
+        <w:instrText xml:space="preserve"> SEQ </w:instrText>
+      </w:r>
+      <w:r>
+        <w:rPr>
+          <w:sz w:val="18"/>
+          <w:szCs w:val="18"/>
+        </w:rPr>
+        <w:instrText>图</w:instrText>
+      </w:r>
+      <w:r>
+        <w:rPr>
+          <w:sz w:val="18"/>
+          <w:szCs w:val="18"/>
+        </w:rPr>
+        <w:instrText xml:space="preserve"> \* ARABIC </w:instrText>
       </w:r>
       <w:r>
         <w:rPr>
@@ -780,20 +974,28 @@
           <w:sz w:val="18"/>
           <w:szCs w:val="18"/>
         </w:rPr>
-        <w:t xml:space="preserve"> 建筑物结构类型识别效果</w:t>
-      </w:r>
-    </w:p>
-    <w:p>
-      <w:pPr>
-        <w:rPr>
-          <w:rFonts w:hint="eastAsia" w:ascii="微软雅黑" w:hAnsi="微软雅黑" w:eastAsia="微软雅黑"/>
+        <w:t xml:space="preserve"> </w:t>
+      </w:r>
+      <w:r>
+        <w:rPr>
+          <w:rFonts w:hint="eastAsia"/>
+          <w:sz w:val="18"/>
+          <w:szCs w:val="18"/>
+        </w:rPr>
+        <w:t>建筑物结构类型识别效果</w:t>
+      </w:r>
+    </w:p>
+    <w:p>
+      <w:pPr>
+        <w:rPr>
+          <w:rFonts w:ascii="微软雅黑" w:eastAsia="微软雅黑" w:hAnsi="微软雅黑" w:hint="eastAsia"/>
           <w:sz w:val="24"/>
           <w:szCs w:val="28"/>
         </w:rPr>
       </w:pPr>
       <w:r>
         <w:rPr>
-          <w:rFonts w:hint="eastAsia" w:ascii="微软雅黑" w:hAnsi="微软雅黑" w:eastAsia="微软雅黑"/>
+          <w:rFonts w:ascii="微软雅黑" w:eastAsia="微软雅黑" w:hAnsi="微软雅黑" w:hint="eastAsia"/>
           <w:sz w:val="24"/>
           <w:szCs w:val="28"/>
         </w:rPr>
@@ -819,13 +1021,13 @@
         <w:ind w:firstLine="420"/>
         <w:rPr>
           <w:rFonts w:hint="eastAsia"/>
-          <w:color w:val="084F6B" w:themeColor="accent4" w:themeShade="80"/>
-        </w:rPr>
-      </w:pPr>
-      <w:r>
-        <w:rPr>
-          <w:rFonts w:hint="eastAsia"/>
-          <w:color w:val="084F6B" w:themeColor="accent4" w:themeShade="80"/>
+          <w:color w:val="074F6A" w:themeColor="accent4" w:themeShade="80"/>
+        </w:rPr>
+      </w:pPr>
+      <w:r>
+        <w:rPr>
+          <w:rFonts w:hint="eastAsia"/>
+          <w:color w:val="074F6A" w:themeColor="accent4" w:themeShade="80"/>
         </w:rPr>
         <w:t>随着遥感大数据、多源异构数据融合以及人工智能技术的快速发展，建筑物结构类型识别未来将围绕以下几个方向实现突破性进展：</w:t>
       </w:r>
@@ -865,15 +1067,7 @@
         <w:rPr>
           <w:rFonts w:hint="eastAsia"/>
         </w:rPr>
-        <w:t>随着深度学习大模型（如遥感专用模型、视觉模型和语义推理模型）的发展，可以实现对多源异构数据的全自动处理和分析。结合领域知识图谱，这些模型能够更高效地挖掘光学影像中的纹理特征、合成孔径雷达影像中的材质特性以及建筑相关知</w:t>
-      </w:r>
-      <w:bookmarkStart w:id="0" w:name="_GoBack"/>
-      <w:bookmarkEnd w:id="0"/>
-      <w:r>
-        <w:rPr>
-          <w:rFonts w:hint="eastAsia"/>
-        </w:rPr>
-        <w:t>识中的语义关联，从而显著提升识别的准确性和智能化水平。</w:t>
+        <w:t>随着深度学习大模型（如遥感专用模型、视觉模型和语义推理模型）的发展，可以实现对多源异构数据的全自动处理和分析。结合领域知识图谱，这些模型能够更高效地挖掘光学影像中的纹理特征、合成孔径雷达影像中的材质特性以及建筑相关知识中的语义关联，从而显著提升识别的准确性和智能化水平。</w:t>
       </w:r>
     </w:p>
     <w:p>
@@ -917,299 +1111,422 @@
     <w:sectPr>
       <w:pgSz w:w="11906" w:h="16838"/>
       <w:pgMar w:top="1440" w:right="1800" w:bottom="1440" w:left="1800" w:header="851" w:footer="992" w:gutter="0"/>
-      <w:cols w:space="425" w:num="1"/>
-      <w:docGrid w:type="lines" w:linePitch="312" w:charSpace="0"/>
+      <w:cols w:space="425"/>
+      <w:docGrid w:type="lines" w:linePitch="312"/>
     </w:sectPr>
   </w:body>
 </w:document>
 </file>
 
 <file path=word/styles.xml><?xml version="1.0" encoding="utf-8"?>
-<w:styles xmlns:mc="http://schemas.openxmlformats.org/markup-compatibility/2006" xmlns:o="urn:schemas-microsoft-com:office:office" xmlns:r="http://schemas.openxmlformats.org/officeDocument/2006/relationships" xmlns:m="http://schemas.openxmlformats.org/officeDocument/2006/math" xmlns:v="urn:schemas-microsoft-com:vml" xmlns:w="http://schemas.openxmlformats.org/wordprocessingml/2006/main" xmlns:w14="http://schemas.microsoft.com/office/word/2010/wordml" xmlns:w10="urn:schemas-microsoft-com:office:word" xmlns:sl="http://schemas.openxmlformats.org/schemaLibrary/2006/main" xmlns:wpsCustomData="http://www.wps.cn/officeDocument/2013/wpsCustomData" mc:Ignorable="w14">
+<w:styles xmlns:mc="http://schemas.openxmlformats.org/markup-compatibility/2006" xmlns:r="http://schemas.openxmlformats.org/officeDocument/2006/relationships" xmlns:w="http://schemas.openxmlformats.org/wordprocessingml/2006/main" xmlns:w14="http://schemas.microsoft.com/office/word/2010/wordml" xmlns:w15="http://schemas.microsoft.com/office/word/2012/wordml" xmlns:w16cex="http://schemas.microsoft.com/office/word/2018/wordml/cex" xmlns:w16cid="http://schemas.microsoft.com/office/word/2016/wordml/cid" xmlns:w16="http://schemas.microsoft.com/office/word/2018/wordml" xmlns:w16du="http://schemas.microsoft.com/office/word/2023/wordml/word16du" xmlns:w16sdtdh="http://schemas.microsoft.com/office/word/2020/wordml/sdtdatahash" xmlns:w16sdtfl="http://schemas.microsoft.com/office/word/2024/wordml/sdtformatlock" xmlns:w16se="http://schemas.microsoft.com/office/word/2015/wordml/symex" mc:Ignorable="w14 w15 w16se w16cid w16 w16cex w16sdtdh w16sdtfl w16du">
   <w:docDefaults>
     <w:rPrDefault>
       <w:rPr>
-        <w:rFonts w:asciiTheme="minorHAnsi" w:hAnsiTheme="minorHAnsi" w:eastAsiaTheme="minorEastAsia" w:cstheme="minorBidi"/>
+        <w:rFonts w:asciiTheme="minorHAnsi" w:eastAsiaTheme="minorEastAsia" w:hAnsiTheme="minorHAnsi" w:cstheme="minorBidi"/>
+        <w:lang w:val="en-US" w:eastAsia="zh-CN" w:bidi="ar-SA"/>
       </w:rPr>
     </w:rPrDefault>
     <w:pPrDefault/>
   </w:docDefaults>
-  <w:latentStyles w:count="260" w:defQFormat="0" w:defUnhideWhenUsed="1" w:defSemiHidden="1" w:defUIPriority="99" w:defLockedState="0">
-    <w:lsdException w:qFormat="1" w:unhideWhenUsed="0" w:uiPriority="0" w:semiHidden="0" w:name="Normal"/>
-    <w:lsdException w:qFormat="1" w:unhideWhenUsed="0" w:uiPriority="9" w:semiHidden="0" w:name="heading 1"/>
-    <w:lsdException w:qFormat="1" w:uiPriority="9" w:name="heading 2"/>
-    <w:lsdException w:qFormat="1" w:uiPriority="9" w:name="heading 3"/>
-    <w:lsdException w:qFormat="1" w:uiPriority="9" w:name="heading 4"/>
-    <w:lsdException w:qFormat="1" w:uiPriority="9" w:name="heading 5"/>
-    <w:lsdException w:qFormat="1" w:uiPriority="9" w:name="heading 6"/>
-    <w:lsdException w:qFormat="1" w:uiPriority="9" w:name="heading 7"/>
-    <w:lsdException w:qFormat="1" w:uiPriority="9" w:name="heading 8"/>
-    <w:lsdException w:qFormat="1" w:uiPriority="9" w:name="heading 9"/>
-    <w:lsdException w:uiPriority="99" w:name="index 1"/>
-    <w:lsdException w:uiPriority="99" w:name="index 2"/>
-    <w:lsdException w:uiPriority="99" w:name="index 3"/>
-    <w:lsdException w:uiPriority="99" w:name="index 4"/>
-    <w:lsdException w:uiPriority="99" w:name="index 5"/>
-    <w:lsdException w:uiPriority="99" w:name="index 6"/>
-    <w:lsdException w:uiPriority="99" w:name="index 7"/>
-    <w:lsdException w:uiPriority="99" w:name="index 8"/>
-    <w:lsdException w:uiPriority="99" w:name="index 9"/>
-    <w:lsdException w:uiPriority="39" w:name="toc 1"/>
-    <w:lsdException w:uiPriority="39" w:name="toc 2"/>
-    <w:lsdException w:uiPriority="39" w:name="toc 3"/>
-    <w:lsdException w:uiPriority="39" w:name="toc 4"/>
-    <w:lsdException w:uiPriority="39" w:name="toc 5"/>
-    <w:lsdException w:uiPriority="39" w:name="toc 6"/>
-    <w:lsdException w:uiPriority="39" w:name="toc 7"/>
-    <w:lsdException w:uiPriority="39" w:name="toc 8"/>
-    <w:lsdException w:uiPriority="39" w:name="toc 9"/>
-    <w:lsdException w:uiPriority="99" w:name="Normal Indent"/>
-    <w:lsdException w:uiPriority="99" w:name="footnote text"/>
-    <w:lsdException w:uiPriority="99" w:name="annotation text"/>
-    <w:lsdException w:qFormat="1" w:uiPriority="99" w:semiHidden="0" w:name="header"/>
-    <w:lsdException w:qFormat="1" w:uiPriority="99" w:semiHidden="0" w:name="footer"/>
-    <w:lsdException w:uiPriority="99" w:name="index heading"/>
-    <w:lsdException w:qFormat="1" w:uiPriority="35" w:semiHidden="0" w:name="caption"/>
-    <w:lsdException w:uiPriority="99" w:name="table of figures"/>
-    <w:lsdException w:uiPriority="99" w:name="envelope address"/>
-    <w:lsdException w:uiPriority="99" w:name="envelope return"/>
-    <w:lsdException w:uiPriority="99" w:name="footnote reference"/>
-    <w:lsdException w:uiPriority="99" w:name="annotation reference"/>
-    <w:lsdException w:uiPriority="99" w:name="line number"/>
-    <w:lsdException w:uiPriority="99" w:name="page number"/>
-    <w:lsdException w:uiPriority="99" w:name="endnote reference"/>
-    <w:lsdException w:uiPriority="99" w:name="endnote text"/>
-    <w:lsdException w:uiPriority="99" w:name="table of authorities"/>
-    <w:lsdException w:uiPriority="99" w:name="macro"/>
-    <w:lsdException w:uiPriority="99" w:name="toa heading"/>
-    <w:lsdException w:uiPriority="99" w:name="List"/>
-    <w:lsdException w:uiPriority="99" w:name="List Bullet"/>
-    <w:lsdException w:uiPriority="99" w:name="List Number"/>
-    <w:lsdException w:uiPriority="99" w:name="List 2"/>
-    <w:lsdException w:uiPriority="99" w:name="List 3"/>
-    <w:lsdException w:uiPriority="99" w:name="List 4"/>
-    <w:lsdException w:uiPriority="99" w:name="List 5"/>
-    <w:lsdException w:uiPriority="99" w:name="List Bullet 2"/>
-    <w:lsdException w:uiPriority="99" w:name="List Bullet 3"/>
-    <w:lsdException w:uiPriority="99" w:name="List Bullet 4"/>
-    <w:lsdException w:uiPriority="99" w:name="List Bullet 5"/>
-    <w:lsdException w:uiPriority="99" w:name="List Number 2"/>
-    <w:lsdException w:uiPriority="99" w:name="List Number 3"/>
-    <w:lsdException w:uiPriority="99" w:name="List Number 4"/>
-    <w:lsdException w:uiPriority="99" w:name="List Number 5"/>
-    <w:lsdException w:qFormat="1" w:unhideWhenUsed="0" w:uiPriority="10" w:semiHidden="0" w:name="Title"/>
-    <w:lsdException w:uiPriority="99" w:name="Closing"/>
-    <w:lsdException w:uiPriority="99" w:name="Signature"/>
-    <w:lsdException w:uiPriority="1" w:name="Default Paragraph Font"/>
-    <w:lsdException w:uiPriority="99" w:name="Body Text"/>
-    <w:lsdException w:uiPriority="99" w:name="Body Text Indent"/>
-    <w:lsdException w:uiPriority="99" w:name="List Continue"/>
-    <w:lsdException w:uiPriority="99" w:name="List Continue 2"/>
-    <w:lsdException w:uiPriority="99" w:name="List Continue 3"/>
-    <w:lsdException w:uiPriority="99" w:name="List Continue 4"/>
-    <w:lsdException w:uiPriority="99" w:name="List Continue 5"/>
-    <w:lsdException w:uiPriority="99" w:name="Message Header"/>
-    <w:lsdException w:qFormat="1" w:unhideWhenUsed="0" w:uiPriority="11" w:semiHidden="0" w:name="Subtitle"/>
-    <w:lsdException w:uiPriority="99" w:name="Salutation"/>
-    <w:lsdException w:uiPriority="99" w:name="Date"/>
-    <w:lsdException w:uiPriority="99" w:name="Body Text First Indent"/>
-    <w:lsdException w:uiPriority="99" w:name="Body Text First Indent 2"/>
-    <w:lsdException w:uiPriority="99" w:name="Note Heading"/>
-    <w:lsdException w:uiPriority="99" w:name="Body Text 2"/>
-    <w:lsdException w:uiPriority="99" w:name="Body Text 3"/>
-    <w:lsdException w:uiPriority="99" w:name="Body Text Indent 2"/>
-    <w:lsdException w:uiPriority="99" w:name="Body Text Indent 3"/>
-    <w:lsdException w:uiPriority="99" w:name="Block Text"/>
-    <w:lsdException w:uiPriority="99" w:name="Hyperlink"/>
-    <w:lsdException w:uiPriority="99" w:name="FollowedHyperlink"/>
-    <w:lsdException w:qFormat="1" w:unhideWhenUsed="0" w:uiPriority="22" w:semiHidden="0" w:name="Strong"/>
-    <w:lsdException w:qFormat="1" w:unhideWhenUsed="0" w:uiPriority="20" w:semiHidden="0" w:name="Emphasis"/>
-    <w:lsdException w:uiPriority="99" w:name="Document Map"/>
-    <w:lsdException w:uiPriority="99" w:name="Plain Text"/>
-    <w:lsdException w:uiPriority="99" w:name="E-mail Signature"/>
-    <w:lsdException w:uiPriority="99" w:name="Normal (Web)"/>
-    <w:lsdException w:uiPriority="99" w:name="HTML Acronym"/>
-    <w:lsdException w:uiPriority="99" w:name="HTML Address"/>
-    <w:lsdException w:uiPriority="99" w:name="HTML Cite"/>
-    <w:lsdException w:uiPriority="99" w:name="HTML Code"/>
-    <w:lsdException w:uiPriority="99" w:name="HTML Definition"/>
-    <w:lsdException w:uiPriority="99" w:name="HTML Keyboard"/>
-    <w:lsdException w:uiPriority="99" w:name="HTML Preformatted"/>
-    <w:lsdException w:uiPriority="99" w:name="HTML Sample"/>
-    <w:lsdException w:uiPriority="99" w:name="HTML Typewriter"/>
-    <w:lsdException w:uiPriority="99" w:name="HTML Variable"/>
-    <w:lsdException w:uiPriority="99" w:name="Normal Table"/>
-    <w:lsdException w:uiPriority="99" w:name="annotation subject"/>
-    <w:lsdException w:uiPriority="99" w:name="Table Simple 1"/>
-    <w:lsdException w:uiPriority="99" w:name="Table Simple 2"/>
-    <w:lsdException w:uiPriority="99" w:name="Table Simple 3"/>
-    <w:lsdException w:uiPriority="99" w:name="Table Classic 1"/>
-    <w:lsdException w:uiPriority="99" w:name="Table Classic 2"/>
-    <w:lsdException w:uiPriority="99" w:name="Table Classic 3"/>
-    <w:lsdException w:uiPriority="99" w:name="Table Classic 4"/>
-    <w:lsdException w:uiPriority="99" w:name="Table Colorful 1"/>
-    <w:lsdException w:uiPriority="99" w:name="Table Colorful 2"/>
-    <w:lsdException w:uiPriority="99" w:name="Table Colorful 3"/>
-    <w:lsdException w:uiPriority="99" w:name="Table Columns 1"/>
-    <w:lsdException w:uiPriority="99" w:name="Table Columns 2"/>
-    <w:lsdException w:uiPriority="99" w:name="Table Columns 3"/>
-    <w:lsdException w:uiPriority="99" w:name="Table Columns 4"/>
-    <w:lsdException w:uiPriority="99" w:name="Table Columns 5"/>
-    <w:lsdException w:uiPriority="99" w:name="Table Grid 1"/>
-    <w:lsdException w:uiPriority="99" w:name="Table Grid 2"/>
-    <w:lsdException w:uiPriority="99" w:name="Table Grid 3"/>
-    <w:lsdException w:uiPriority="99" w:name="Table Grid 4"/>
-    <w:lsdException w:uiPriority="99" w:name="Table Grid 5"/>
-    <w:lsdException w:uiPriority="99" w:name="Table Grid 6"/>
-    <w:lsdException w:uiPriority="99" w:name="Table Grid 7"/>
-    <w:lsdException w:uiPriority="99" w:name="Table Grid 8"/>
-    <w:lsdException w:uiPriority="99" w:name="Table List 1"/>
-    <w:lsdException w:uiPriority="99" w:name="Table List 2"/>
-    <w:lsdException w:uiPriority="99" w:name="Table List 3"/>
-    <w:lsdException w:uiPriority="99" w:name="Table List 4"/>
-    <w:lsdException w:uiPriority="99" w:name="Table List 5"/>
-    <w:lsdException w:uiPriority="99" w:name="Table List 6"/>
-    <w:lsdException w:uiPriority="99" w:name="Table List 7"/>
-    <w:lsdException w:uiPriority="99" w:name="Table List 8"/>
-    <w:lsdException w:uiPriority="99" w:name="Table 3D effects 1"/>
-    <w:lsdException w:uiPriority="99" w:name="Table 3D effects 2"/>
-    <w:lsdException w:uiPriority="99" w:name="Table 3D effects 3"/>
-    <w:lsdException w:uiPriority="99" w:name="Table Contemporary"/>
-    <w:lsdException w:uiPriority="99" w:name="Table Elegant"/>
-    <w:lsdException w:uiPriority="99" w:name="Table Professional"/>
-    <w:lsdException w:uiPriority="99" w:name="Table Subtle 1"/>
-    <w:lsdException w:uiPriority="99" w:name="Table Subtle 2"/>
-    <w:lsdException w:uiPriority="99" w:name="Table Web 1"/>
-    <w:lsdException w:uiPriority="99" w:name="Table Web 2"/>
-    <w:lsdException w:uiPriority="99" w:name="Table Web 3"/>
-    <w:lsdException w:uiPriority="99" w:name="Balloon Text"/>
-    <w:lsdException w:unhideWhenUsed="0" w:uiPriority="39" w:semiHidden="0" w:name="Table Grid"/>
-    <w:lsdException w:uiPriority="99" w:name="Table Theme"/>
-    <w:lsdException w:unhideWhenUsed="0" w:uiPriority="60" w:semiHidden="0" w:name="Light Shading"/>
-    <w:lsdException w:unhideWhenUsed="0" w:uiPriority="61" w:semiHidden="0" w:name="Light List"/>
-    <w:lsdException w:unhideWhenUsed="0" w:uiPriority="62" w:semiHidden="0" w:name="Light Grid"/>
-    <w:lsdException w:unhideWhenUsed="0" w:uiPriority="63" w:semiHidden="0" w:name="Medium Shading 1"/>
-    <w:lsdException w:unhideWhenUsed="0" w:uiPriority="64" w:semiHidden="0" w:name="Medium Shading 2"/>
-    <w:lsdException w:unhideWhenUsed="0" w:uiPriority="65" w:semiHidden="0" w:name="Medium List 1"/>
-    <w:lsdException w:unhideWhenUsed="0" w:uiPriority="66" w:semiHidden="0" w:name="Medium List 2"/>
-    <w:lsdException w:unhideWhenUsed="0" w:uiPriority="67" w:semiHidden="0" w:name="Medium Grid 1"/>
-    <w:lsdException w:unhideWhenUsed="0" w:uiPriority="68" w:semiHidden="0" w:name="Medium Grid 2"/>
-    <w:lsdException w:unhideWhenUsed="0" w:uiPriority="69" w:semiHidden="0" w:name="Medium Grid 3"/>
-    <w:lsdException w:unhideWhenUsed="0" w:uiPriority="70" w:semiHidden="0" w:name="Dark List"/>
-    <w:lsdException w:unhideWhenUsed="0" w:uiPriority="71" w:semiHidden="0" w:name="Colorful Shading"/>
-    <w:lsdException w:unhideWhenUsed="0" w:uiPriority="72" w:semiHidden="0" w:name="Colorful List"/>
-    <w:lsdException w:unhideWhenUsed="0" w:uiPriority="73" w:semiHidden="0" w:name="Colorful Grid"/>
-    <w:lsdException w:unhideWhenUsed="0" w:uiPriority="60" w:semiHidden="0" w:name="Light Shading Accent 1"/>
-    <w:lsdException w:unhideWhenUsed="0" w:uiPriority="61" w:semiHidden="0" w:name="Light List Accent 1"/>
-    <w:lsdException w:unhideWhenUsed="0" w:uiPriority="62" w:semiHidden="0" w:name="Light Grid Accent 1"/>
-    <w:lsdException w:unhideWhenUsed="0" w:uiPriority="63" w:semiHidden="0" w:name="Medium Shading 1 Accent 1"/>
-    <w:lsdException w:unhideWhenUsed="0" w:uiPriority="64" w:semiHidden="0" w:name="Medium Shading 2 Accent 1"/>
-    <w:lsdException w:unhideWhenUsed="0" w:uiPriority="65" w:semiHidden="0" w:name="Medium List 1 Accent 1"/>
-    <w:lsdException w:qFormat="1" w:unhideWhenUsed="0" w:uiPriority="34" w:semiHidden="0" w:name="List Paragraph"/>
-    <w:lsdException w:qFormat="1" w:unhideWhenUsed="0" w:uiPriority="29" w:semiHidden="0" w:name="Quote"/>
-    <w:lsdException w:qFormat="1" w:unhideWhenUsed="0" w:uiPriority="30" w:semiHidden="0" w:name="Intense Quote"/>
-    <w:lsdException w:unhideWhenUsed="0" w:uiPriority="66" w:semiHidden="0" w:name="Medium List 2 Accent 1"/>
-    <w:lsdException w:unhideWhenUsed="0" w:uiPriority="67" w:semiHidden="0" w:name="Medium Grid 1 Accent 1"/>
-    <w:lsdException w:unhideWhenUsed="0" w:uiPriority="68" w:semiHidden="0" w:name="Medium Grid 2 Accent 1"/>
-    <w:lsdException w:unhideWhenUsed="0" w:uiPriority="69" w:semiHidden="0" w:name="Medium Grid 3 Accent 1"/>
-    <w:lsdException w:unhideWhenUsed="0" w:uiPriority="70" w:semiHidden="0" w:name="Dark List Accent 1"/>
-    <w:lsdException w:unhideWhenUsed="0" w:uiPriority="71" w:semiHidden="0" w:name="Colorful Shading Accent 1"/>
-    <w:lsdException w:unhideWhenUsed="0" w:uiPriority="72" w:semiHidden="0" w:name="Colorful List Accent 1"/>
-    <w:lsdException w:unhideWhenUsed="0" w:uiPriority="73" w:semiHidden="0" w:name="Colorful Grid Accent 1"/>
-    <w:lsdException w:unhideWhenUsed="0" w:uiPriority="60" w:semiHidden="0" w:name="Light Shading Accent 2"/>
-    <w:lsdException w:unhideWhenUsed="0" w:uiPriority="61" w:semiHidden="0" w:name="Light List Accent 2"/>
-    <w:lsdException w:unhideWhenUsed="0" w:uiPriority="62" w:semiHidden="0" w:name="Light Grid Accent 2"/>
-    <w:lsdException w:unhideWhenUsed="0" w:uiPriority="63" w:semiHidden="0" w:name="Medium Shading 1 Accent 2"/>
-    <w:lsdException w:unhideWhenUsed="0" w:uiPriority="64" w:semiHidden="0" w:name="Medium Shading 2 Accent 2"/>
-    <w:lsdException w:unhideWhenUsed="0" w:uiPriority="65" w:semiHidden="0" w:name="Medium List 1 Accent 2"/>
-    <w:lsdException w:unhideWhenUsed="0" w:uiPriority="66" w:semiHidden="0" w:name="Medium List 2 Accent 2"/>
-    <w:lsdException w:unhideWhenUsed="0" w:uiPriority="67" w:semiHidden="0" w:name="Medium Grid 1 Accent 2"/>
-    <w:lsdException w:unhideWhenUsed="0" w:uiPriority="68" w:semiHidden="0" w:name="Medium Grid 2 Accent 2"/>
-    <w:lsdException w:unhideWhenUsed="0" w:uiPriority="69" w:semiHidden="0" w:name="Medium Grid 3 Accent 2"/>
-    <w:lsdException w:unhideWhenUsed="0" w:uiPriority="70" w:semiHidden="0" w:name="Dark List Accent 2"/>
-    <w:lsdException w:unhideWhenUsed="0" w:uiPriority="71" w:semiHidden="0" w:name="Colorful Shading Accent 2"/>
-    <w:lsdException w:unhideWhenUsed="0" w:uiPriority="72" w:semiHidden="0" w:name="Colorful List Accent 2"/>
-    <w:lsdException w:unhideWhenUsed="0" w:uiPriority="73" w:semiHidden="0" w:name="Colorful Grid Accent 2"/>
-    <w:lsdException w:unhideWhenUsed="0" w:uiPriority="60" w:semiHidden="0" w:name="Light Shading Accent 3"/>
-    <w:lsdException w:unhideWhenUsed="0" w:uiPriority="61" w:semiHidden="0" w:name="Light List Accent 3"/>
-    <w:lsdException w:unhideWhenUsed="0" w:uiPriority="62" w:semiHidden="0" w:name="Light Grid Accent 3"/>
-    <w:lsdException w:unhideWhenUsed="0" w:uiPriority="63" w:semiHidden="0" w:name="Medium Shading 1 Accent 3"/>
-    <w:lsdException w:unhideWhenUsed="0" w:uiPriority="64" w:semiHidden="0" w:name="Medium Shading 2 Accent 3"/>
-    <w:lsdException w:unhideWhenUsed="0" w:uiPriority="65" w:semiHidden="0" w:name="Medium List 1 Accent 3"/>
-    <w:lsdException w:unhideWhenUsed="0" w:uiPriority="66" w:semiHidden="0" w:name="Medium List 2 Accent 3"/>
-    <w:lsdException w:unhideWhenUsed="0" w:uiPriority="67" w:semiHidden="0" w:name="Medium Grid 1 Accent 3"/>
-    <w:lsdException w:unhideWhenUsed="0" w:uiPriority="68" w:semiHidden="0" w:name="Medium Grid 2 Accent 3"/>
-    <w:lsdException w:unhideWhenUsed="0" w:uiPriority="69" w:semiHidden="0" w:name="Medium Grid 3 Accent 3"/>
-    <w:lsdException w:unhideWhenUsed="0" w:uiPriority="70" w:semiHidden="0" w:name="Dark List Accent 3"/>
-    <w:lsdException w:unhideWhenUsed="0" w:uiPriority="71" w:semiHidden="0" w:name="Colorful Shading Accent 3"/>
-    <w:lsdException w:unhideWhenUsed="0" w:uiPriority="72" w:semiHidden="0" w:name="Colorful List Accent 3"/>
-    <w:lsdException w:unhideWhenUsed="0" w:uiPriority="73" w:semiHidden="0" w:name="Colorful Grid Accent 3"/>
-    <w:lsdException w:unhideWhenUsed="0" w:uiPriority="60" w:semiHidden="0" w:name="Light Shading Accent 4"/>
-    <w:lsdException w:unhideWhenUsed="0" w:uiPriority="61" w:semiHidden="0" w:name="Light List Accent 4"/>
-    <w:lsdException w:unhideWhenUsed="0" w:uiPriority="62" w:semiHidden="0" w:name="Light Grid Accent 4"/>
-    <w:lsdException w:unhideWhenUsed="0" w:uiPriority="63" w:semiHidden="0" w:name="Medium Shading 1 Accent 4"/>
-    <w:lsdException w:unhideWhenUsed="0" w:uiPriority="64" w:semiHidden="0" w:name="Medium Shading 2 Accent 4"/>
-    <w:lsdException w:unhideWhenUsed="0" w:uiPriority="65" w:semiHidden="0" w:name="Medium List 1 Accent 4"/>
-    <w:lsdException w:unhideWhenUsed="0" w:uiPriority="66" w:semiHidden="0" w:name="Medium List 2 Accent 4"/>
-    <w:lsdException w:unhideWhenUsed="0" w:uiPriority="67" w:semiHidden="0" w:name="Medium Grid 1 Accent 4"/>
-    <w:lsdException w:unhideWhenUsed="0" w:uiPriority="68" w:semiHidden="0" w:name="Medium Grid 2 Accent 4"/>
-    <w:lsdException w:unhideWhenUsed="0" w:uiPriority="69" w:semiHidden="0" w:name="Medium Grid 3 Accent 4"/>
-    <w:lsdException w:unhideWhenUsed="0" w:uiPriority="70" w:semiHidden="0" w:name="Dark List Accent 4"/>
-    <w:lsdException w:unhideWhenUsed="0" w:uiPriority="71" w:semiHidden="0" w:name="Colorful Shading Accent 4"/>
-    <w:lsdException w:unhideWhenUsed="0" w:uiPriority="72" w:semiHidden="0" w:name="Colorful List Accent 4"/>
-    <w:lsdException w:unhideWhenUsed="0" w:uiPriority="73" w:semiHidden="0" w:name="Colorful Grid Accent 4"/>
-    <w:lsdException w:unhideWhenUsed="0" w:uiPriority="60" w:semiHidden="0" w:name="Light Shading Accent 5"/>
-    <w:lsdException w:unhideWhenUsed="0" w:uiPriority="61" w:semiHidden="0" w:name="Light List Accent 5"/>
-    <w:lsdException w:unhideWhenUsed="0" w:uiPriority="62" w:semiHidden="0" w:name="Light Grid Accent 5"/>
-    <w:lsdException w:unhideWhenUsed="0" w:uiPriority="63" w:semiHidden="0" w:name="Medium Shading 1 Accent 5"/>
-    <w:lsdException w:unhideWhenUsed="0" w:uiPriority="64" w:semiHidden="0" w:name="Medium Shading 2 Accent 5"/>
-    <w:lsdException w:unhideWhenUsed="0" w:uiPriority="65" w:semiHidden="0" w:name="Medium List 1 Accent 5"/>
-    <w:lsdException w:unhideWhenUsed="0" w:uiPriority="66" w:semiHidden="0" w:name="Medium List 2 Accent 5"/>
-    <w:lsdException w:unhideWhenUsed="0" w:uiPriority="67" w:semiHidden="0" w:name="Medium Grid 1 Accent 5"/>
-    <w:lsdException w:unhideWhenUsed="0" w:uiPriority="68" w:semiHidden="0" w:name="Medium Grid 2 Accent 5"/>
-    <w:lsdException w:unhideWhenUsed="0" w:uiPriority="69" w:semiHidden="0" w:name="Medium Grid 3 Accent 5"/>
-    <w:lsdException w:unhideWhenUsed="0" w:uiPriority="70" w:semiHidden="0" w:name="Dark List Accent 5"/>
-    <w:lsdException w:unhideWhenUsed="0" w:uiPriority="71" w:semiHidden="0" w:name="Colorful Shading Accent 5"/>
-    <w:lsdException w:unhideWhenUsed="0" w:uiPriority="72" w:semiHidden="0" w:name="Colorful List Accent 5"/>
-    <w:lsdException w:unhideWhenUsed="0" w:uiPriority="73" w:semiHidden="0" w:name="Colorful Grid Accent 5"/>
-    <w:lsdException w:unhideWhenUsed="0" w:uiPriority="60" w:semiHidden="0" w:name="Light Shading Accent 6"/>
-    <w:lsdException w:unhideWhenUsed="0" w:uiPriority="61" w:semiHidden="0" w:name="Light List Accent 6"/>
-    <w:lsdException w:unhideWhenUsed="0" w:uiPriority="62" w:semiHidden="0" w:name="Light Grid Accent 6"/>
-    <w:lsdException w:unhideWhenUsed="0" w:uiPriority="63" w:semiHidden="0" w:name="Medium Shading 1 Accent 6"/>
-    <w:lsdException w:unhideWhenUsed="0" w:uiPriority="64" w:semiHidden="0" w:name="Medium Shading 2 Accent 6"/>
-    <w:lsdException w:unhideWhenUsed="0" w:uiPriority="65" w:semiHidden="0" w:name="Medium List 1 Accent 6"/>
-    <w:lsdException w:unhideWhenUsed="0" w:uiPriority="66" w:semiHidden="0" w:name="Medium List 2 Accent 6"/>
-    <w:lsdException w:unhideWhenUsed="0" w:uiPriority="67" w:semiHidden="0" w:name="Medium Grid 1 Accent 6"/>
-    <w:lsdException w:unhideWhenUsed="0" w:uiPriority="68" w:semiHidden="0" w:name="Medium Grid 2 Accent 6"/>
-    <w:lsdException w:unhideWhenUsed="0" w:uiPriority="69" w:semiHidden="0" w:name="Medium Grid 3 Accent 6"/>
-    <w:lsdException w:unhideWhenUsed="0" w:uiPriority="70" w:semiHidden="0" w:name="Dark List Accent 6"/>
-    <w:lsdException w:unhideWhenUsed="0" w:uiPriority="71" w:semiHidden="0" w:name="Colorful Shading Accent 6"/>
-    <w:lsdException w:unhideWhenUsed="0" w:uiPriority="72" w:semiHidden="0" w:name="Colorful List Accent 6"/>
-    <w:lsdException w:unhideWhenUsed="0" w:uiPriority="73" w:semiHidden="0" w:name="Colorful Grid Accent 6"/>
+  <w:latentStyles w:defLockedState="0" w:defUIPriority="99" w:defSemiHidden="0" w:defUnhideWhenUsed="0" w:defQFormat="0" w:count="376">
+    <w:lsdException w:name="Normal" w:uiPriority="0" w:qFormat="1"/>
+    <w:lsdException w:name="heading 1" w:uiPriority="9" w:qFormat="1"/>
+    <w:lsdException w:name="heading 2" w:semiHidden="1" w:uiPriority="9" w:unhideWhenUsed="1" w:qFormat="1"/>
+    <w:lsdException w:name="heading 3" w:semiHidden="1" w:uiPriority="9" w:unhideWhenUsed="1" w:qFormat="1"/>
+    <w:lsdException w:name="heading 4" w:semiHidden="1" w:uiPriority="9" w:unhideWhenUsed="1" w:qFormat="1"/>
+    <w:lsdException w:name="heading 5" w:semiHidden="1" w:uiPriority="9" w:unhideWhenUsed="1" w:qFormat="1"/>
+    <w:lsdException w:name="heading 6" w:semiHidden="1" w:uiPriority="9" w:unhideWhenUsed="1" w:qFormat="1"/>
+    <w:lsdException w:name="heading 7" w:semiHidden="1" w:uiPriority="9" w:unhideWhenUsed="1" w:qFormat="1"/>
+    <w:lsdException w:name="heading 8" w:semiHidden="1" w:uiPriority="9" w:unhideWhenUsed="1" w:qFormat="1"/>
+    <w:lsdException w:name="heading 9" w:semiHidden="1" w:uiPriority="9" w:unhideWhenUsed="1" w:qFormat="1"/>
+    <w:lsdException w:name="index 1" w:semiHidden="1" w:unhideWhenUsed="1"/>
+    <w:lsdException w:name="index 2" w:semiHidden="1" w:unhideWhenUsed="1"/>
+    <w:lsdException w:name="index 3" w:semiHidden="1" w:unhideWhenUsed="1"/>
+    <w:lsdException w:name="index 4" w:semiHidden="1" w:unhideWhenUsed="1"/>
+    <w:lsdException w:name="index 5" w:semiHidden="1" w:unhideWhenUsed="1"/>
+    <w:lsdException w:name="index 6" w:semiHidden="1" w:unhideWhenUsed="1"/>
+    <w:lsdException w:name="index 7" w:semiHidden="1" w:unhideWhenUsed="1"/>
+    <w:lsdException w:name="index 8" w:semiHidden="1" w:unhideWhenUsed="1"/>
+    <w:lsdException w:name="index 9" w:semiHidden="1" w:unhideWhenUsed="1"/>
+    <w:lsdException w:name="toc 1" w:semiHidden="1" w:uiPriority="39" w:unhideWhenUsed="1"/>
+    <w:lsdException w:name="toc 2" w:semiHidden="1" w:uiPriority="39" w:unhideWhenUsed="1"/>
+    <w:lsdException w:name="toc 3" w:semiHidden="1" w:uiPriority="39" w:unhideWhenUsed="1"/>
+    <w:lsdException w:name="toc 4" w:semiHidden="1" w:uiPriority="39" w:unhideWhenUsed="1"/>
+    <w:lsdException w:name="toc 5" w:semiHidden="1" w:uiPriority="39" w:unhideWhenUsed="1"/>
+    <w:lsdException w:name="toc 6" w:semiHidden="1" w:uiPriority="39" w:unhideWhenUsed="1"/>
+    <w:lsdException w:name="toc 7" w:semiHidden="1" w:uiPriority="39" w:unhideWhenUsed="1"/>
+    <w:lsdException w:name="toc 8" w:semiHidden="1" w:uiPriority="39" w:unhideWhenUsed="1"/>
+    <w:lsdException w:name="toc 9" w:semiHidden="1" w:uiPriority="39" w:unhideWhenUsed="1"/>
+    <w:lsdException w:name="Normal Indent" w:semiHidden="1" w:unhideWhenUsed="1"/>
+    <w:lsdException w:name="footnote text" w:semiHidden="1" w:unhideWhenUsed="1"/>
+    <w:lsdException w:name="annotation text" w:semiHidden="1" w:unhideWhenUsed="1"/>
+    <w:lsdException w:name="header" w:unhideWhenUsed="1" w:qFormat="1"/>
+    <w:lsdException w:name="footer" w:unhideWhenUsed="1" w:qFormat="1"/>
+    <w:lsdException w:name="index heading" w:semiHidden="1" w:unhideWhenUsed="1"/>
+    <w:lsdException w:name="caption" w:uiPriority="35" w:unhideWhenUsed="1" w:qFormat="1"/>
+    <w:lsdException w:name="table of figures" w:semiHidden="1" w:unhideWhenUsed="1"/>
+    <w:lsdException w:name="envelope address" w:semiHidden="1" w:unhideWhenUsed="1"/>
+    <w:lsdException w:name="envelope return" w:semiHidden="1" w:unhideWhenUsed="1"/>
+    <w:lsdException w:name="footnote reference" w:semiHidden="1" w:unhideWhenUsed="1"/>
+    <w:lsdException w:name="annotation reference" w:semiHidden="1" w:unhideWhenUsed="1"/>
+    <w:lsdException w:name="line number" w:semiHidden="1" w:unhideWhenUsed="1"/>
+    <w:lsdException w:name="page number" w:semiHidden="1" w:unhideWhenUsed="1"/>
+    <w:lsdException w:name="endnote reference" w:semiHidden="1" w:unhideWhenUsed="1"/>
+    <w:lsdException w:name="endnote text" w:semiHidden="1" w:unhideWhenUsed="1"/>
+    <w:lsdException w:name="table of authorities" w:semiHidden="1" w:unhideWhenUsed="1"/>
+    <w:lsdException w:name="macro" w:semiHidden="1" w:unhideWhenUsed="1"/>
+    <w:lsdException w:name="toa heading" w:semiHidden="1" w:unhideWhenUsed="1"/>
+    <w:lsdException w:name="List" w:semiHidden="1" w:unhideWhenUsed="1"/>
+    <w:lsdException w:name="List Bullet" w:semiHidden="1" w:unhideWhenUsed="1"/>
+    <w:lsdException w:name="List Number" w:semiHidden="1" w:unhideWhenUsed="1"/>
+    <w:lsdException w:name="List 2" w:semiHidden="1" w:unhideWhenUsed="1"/>
+    <w:lsdException w:name="List 3" w:semiHidden="1" w:unhideWhenUsed="1"/>
+    <w:lsdException w:name="List 4" w:semiHidden="1" w:unhideWhenUsed="1"/>
+    <w:lsdException w:name="List 5" w:semiHidden="1" w:unhideWhenUsed="1"/>
+    <w:lsdException w:name="List Bullet 2" w:semiHidden="1" w:unhideWhenUsed="1"/>
+    <w:lsdException w:name="List Bullet 3" w:semiHidden="1" w:unhideWhenUsed="1"/>
+    <w:lsdException w:name="List Bullet 4" w:semiHidden="1" w:unhideWhenUsed="1"/>
+    <w:lsdException w:name="List Bullet 5" w:semiHidden="1" w:unhideWhenUsed="1"/>
+    <w:lsdException w:name="List Number 2" w:semiHidden="1" w:unhideWhenUsed="1"/>
+    <w:lsdException w:name="List Number 3" w:semiHidden="1" w:unhideWhenUsed="1"/>
+    <w:lsdException w:name="List Number 4" w:semiHidden="1" w:unhideWhenUsed="1"/>
+    <w:lsdException w:name="List Number 5" w:semiHidden="1" w:unhideWhenUsed="1"/>
+    <w:lsdException w:name="Title" w:uiPriority="10" w:qFormat="1"/>
+    <w:lsdException w:name="Closing" w:semiHidden="1" w:unhideWhenUsed="1"/>
+    <w:lsdException w:name="Signature" w:semiHidden="1" w:unhideWhenUsed="1"/>
+    <w:lsdException w:name="Default Paragraph Font" w:semiHidden="1" w:uiPriority="1" w:unhideWhenUsed="1"/>
+    <w:lsdException w:name="Body Text" w:semiHidden="1" w:unhideWhenUsed="1"/>
+    <w:lsdException w:name="Body Text Indent" w:semiHidden="1" w:unhideWhenUsed="1"/>
+    <w:lsdException w:name="List Continue" w:semiHidden="1" w:unhideWhenUsed="1"/>
+    <w:lsdException w:name="List Continue 2" w:semiHidden="1" w:unhideWhenUsed="1"/>
+    <w:lsdException w:name="List Continue 3" w:semiHidden="1" w:unhideWhenUsed="1"/>
+    <w:lsdException w:name="List Continue 4" w:semiHidden="1" w:unhideWhenUsed="1"/>
+    <w:lsdException w:name="List Continue 5" w:semiHidden="1" w:unhideWhenUsed="1"/>
+    <w:lsdException w:name="Message Header" w:semiHidden="1" w:unhideWhenUsed="1"/>
+    <w:lsdException w:name="Subtitle" w:uiPriority="11" w:qFormat="1"/>
+    <w:lsdException w:name="Salutation" w:semiHidden="1" w:unhideWhenUsed="1"/>
+    <w:lsdException w:name="Date" w:semiHidden="1" w:unhideWhenUsed="1"/>
+    <w:lsdException w:name="Body Text First Indent" w:semiHidden="1" w:unhideWhenUsed="1"/>
+    <w:lsdException w:name="Body Text First Indent 2" w:semiHidden="1" w:unhideWhenUsed="1"/>
+    <w:lsdException w:name="Note Heading" w:semiHidden="1" w:unhideWhenUsed="1"/>
+    <w:lsdException w:name="Body Text 2" w:semiHidden="1" w:unhideWhenUsed="1"/>
+    <w:lsdException w:name="Body Text 3" w:semiHidden="1" w:unhideWhenUsed="1"/>
+    <w:lsdException w:name="Body Text Indent 2" w:semiHidden="1" w:unhideWhenUsed="1"/>
+    <w:lsdException w:name="Body Text Indent 3" w:semiHidden="1" w:unhideWhenUsed="1"/>
+    <w:lsdException w:name="Block Text" w:semiHidden="1" w:unhideWhenUsed="1"/>
+    <w:lsdException w:name="Hyperlink" w:semiHidden="1" w:unhideWhenUsed="1"/>
+    <w:lsdException w:name="FollowedHyperlink" w:semiHidden="1" w:unhideWhenUsed="1"/>
+    <w:lsdException w:name="Strong" w:uiPriority="22" w:qFormat="1"/>
+    <w:lsdException w:name="Emphasis" w:uiPriority="20" w:qFormat="1"/>
+    <w:lsdException w:name="Document Map" w:semiHidden="1" w:unhideWhenUsed="1"/>
+    <w:lsdException w:name="Plain Text" w:semiHidden="1" w:unhideWhenUsed="1"/>
+    <w:lsdException w:name="E-mail Signature" w:semiHidden="1" w:unhideWhenUsed="1"/>
+    <w:lsdException w:name="HTML Top of Form" w:semiHidden="1" w:unhideWhenUsed="1"/>
+    <w:lsdException w:name="HTML Bottom of Form" w:semiHidden="1" w:unhideWhenUsed="1"/>
+    <w:lsdException w:name="Normal (Web)" w:semiHidden="1" w:unhideWhenUsed="1"/>
+    <w:lsdException w:name="HTML Acronym" w:semiHidden="1" w:unhideWhenUsed="1"/>
+    <w:lsdException w:name="HTML Address" w:semiHidden="1" w:unhideWhenUsed="1"/>
+    <w:lsdException w:name="HTML Cite" w:semiHidden="1" w:unhideWhenUsed="1"/>
+    <w:lsdException w:name="HTML Code" w:semiHidden="1" w:unhideWhenUsed="1"/>
+    <w:lsdException w:name="HTML Definition" w:semiHidden="1" w:unhideWhenUsed="1"/>
+    <w:lsdException w:name="HTML Keyboard" w:semiHidden="1" w:unhideWhenUsed="1"/>
+    <w:lsdException w:name="HTML Preformatted" w:semiHidden="1" w:unhideWhenUsed="1"/>
+    <w:lsdException w:name="HTML Sample" w:semiHidden="1" w:unhideWhenUsed="1"/>
+    <w:lsdException w:name="HTML Typewriter" w:semiHidden="1" w:unhideWhenUsed="1"/>
+    <w:lsdException w:name="HTML Variable" w:semiHidden="1" w:unhideWhenUsed="1"/>
+    <w:lsdException w:name="Normal Table" w:semiHidden="1" w:unhideWhenUsed="1"/>
+    <w:lsdException w:name="annotation subject" w:semiHidden="1" w:unhideWhenUsed="1"/>
+    <w:lsdException w:name="No List" w:semiHidden="1" w:unhideWhenUsed="1"/>
+    <w:lsdException w:name="Outline List 1" w:semiHidden="1" w:unhideWhenUsed="1"/>
+    <w:lsdException w:name="Outline List 2" w:semiHidden="1" w:unhideWhenUsed="1"/>
+    <w:lsdException w:name="Outline List 3" w:semiHidden="1" w:unhideWhenUsed="1"/>
+    <w:lsdException w:name="Table Simple 1" w:semiHidden="1" w:unhideWhenUsed="1"/>
+    <w:lsdException w:name="Table Simple 2" w:semiHidden="1" w:unhideWhenUsed="1"/>
+    <w:lsdException w:name="Table Simple 3" w:semiHidden="1" w:unhideWhenUsed="1"/>
+    <w:lsdException w:name="Table Classic 1" w:semiHidden="1" w:unhideWhenUsed="1"/>
+    <w:lsdException w:name="Table Classic 2" w:semiHidden="1" w:unhideWhenUsed="1"/>
+    <w:lsdException w:name="Table Classic 3" w:semiHidden="1" w:unhideWhenUsed="1"/>
+    <w:lsdException w:name="Table Classic 4" w:semiHidden="1" w:unhideWhenUsed="1"/>
+    <w:lsdException w:name="Table Colorful 1" w:semiHidden="1" w:unhideWhenUsed="1"/>
+    <w:lsdException w:name="Table Colorful 2" w:semiHidden="1" w:unhideWhenUsed="1"/>
+    <w:lsdException w:name="Table Colorful 3" w:semiHidden="1" w:unhideWhenUsed="1"/>
+    <w:lsdException w:name="Table Columns 1" w:semiHidden="1" w:unhideWhenUsed="1"/>
+    <w:lsdException w:name="Table Columns 2" w:semiHidden="1" w:unhideWhenUsed="1"/>
+    <w:lsdException w:name="Table Columns 3" w:semiHidden="1" w:unhideWhenUsed="1"/>
+    <w:lsdException w:name="Table Columns 4" w:semiHidden="1" w:unhideWhenUsed="1"/>
+    <w:lsdException w:name="Table Columns 5" w:semiHidden="1" w:unhideWhenUsed="1"/>
+    <w:lsdException w:name="Table Grid 1" w:semiHidden="1" w:unhideWhenUsed="1"/>
+    <w:lsdException w:name="Table Grid 2" w:semiHidden="1" w:unhideWhenUsed="1"/>
+    <w:lsdException w:name="Table Grid 3" w:semiHidden="1" w:unhideWhenUsed="1"/>
+    <w:lsdException w:name="Table Grid 4" w:semiHidden="1" w:unhideWhenUsed="1"/>
+    <w:lsdException w:name="Table Grid 5" w:semiHidden="1" w:unhideWhenUsed="1"/>
+    <w:lsdException w:name="Table Grid 6" w:semiHidden="1" w:unhideWhenUsed="1"/>
+    <w:lsdException w:name="Table Grid 7" w:semiHidden="1" w:unhideWhenUsed="1"/>
+    <w:lsdException w:name="Table Grid 8" w:semiHidden="1" w:unhideWhenUsed="1"/>
+    <w:lsdException w:name="Table List 1" w:semiHidden="1" w:unhideWhenUsed="1"/>
+    <w:lsdException w:name="Table List 2" w:semiHidden="1" w:unhideWhenUsed="1"/>
+    <w:lsdException w:name="Table List 3" w:semiHidden="1" w:unhideWhenUsed="1"/>
+    <w:lsdException w:name="Table List 4" w:semiHidden="1" w:unhideWhenUsed="1"/>
+    <w:lsdException w:name="Table List 5" w:semiHidden="1" w:unhideWhenUsed="1"/>
+    <w:lsdException w:name="Table List 6" w:semiHidden="1" w:unhideWhenUsed="1"/>
+    <w:lsdException w:name="Table List 7" w:semiHidden="1" w:unhideWhenUsed="1"/>
+    <w:lsdException w:name="Table List 8" w:semiHidden="1" w:unhideWhenUsed="1"/>
+    <w:lsdException w:name="Table 3D effects 1" w:semiHidden="1" w:unhideWhenUsed="1"/>
+    <w:lsdException w:name="Table 3D effects 2" w:semiHidden="1" w:unhideWhenUsed="1"/>
+    <w:lsdException w:name="Table 3D effects 3" w:semiHidden="1" w:unhideWhenUsed="1"/>
+    <w:lsdException w:name="Table Contemporary" w:semiHidden="1" w:unhideWhenUsed="1"/>
+    <w:lsdException w:name="Table Elegant" w:semiHidden="1" w:unhideWhenUsed="1"/>
+    <w:lsdException w:name="Table Professional" w:semiHidden="1" w:unhideWhenUsed="1"/>
+    <w:lsdException w:name="Table Subtle 1" w:semiHidden="1" w:unhideWhenUsed="1"/>
+    <w:lsdException w:name="Table Subtle 2" w:semiHidden="1" w:unhideWhenUsed="1"/>
+    <w:lsdException w:name="Table Web 1" w:semiHidden="1" w:unhideWhenUsed="1"/>
+    <w:lsdException w:name="Table Web 2" w:semiHidden="1" w:unhideWhenUsed="1"/>
+    <w:lsdException w:name="Table Web 3" w:semiHidden="1" w:unhideWhenUsed="1"/>
+    <w:lsdException w:name="Balloon Text" w:semiHidden="1" w:unhideWhenUsed="1"/>
+    <w:lsdException w:name="Table Grid" w:uiPriority="39"/>
+    <w:lsdException w:name="Table Theme" w:semiHidden="1" w:unhideWhenUsed="1"/>
+    <w:lsdException w:name="Placeholder Text" w:semiHidden="1" w:unhideWhenUsed="1"/>
+    <w:lsdException w:name="No Spacing" w:semiHidden="1" w:unhideWhenUsed="1"/>
+    <w:lsdException w:name="Light Shading" w:uiPriority="60"/>
+    <w:lsdException w:name="Light List" w:uiPriority="61"/>
+    <w:lsdException w:name="Light Grid" w:uiPriority="62"/>
+    <w:lsdException w:name="Medium Shading 1" w:uiPriority="63"/>
+    <w:lsdException w:name="Medium Shading 2" w:uiPriority="64"/>
+    <w:lsdException w:name="Medium List 1" w:uiPriority="65"/>
+    <w:lsdException w:name="Medium List 2" w:uiPriority="66"/>
+    <w:lsdException w:name="Medium Grid 1" w:uiPriority="67"/>
+    <w:lsdException w:name="Medium Grid 2" w:uiPriority="68"/>
+    <w:lsdException w:name="Medium Grid 3" w:uiPriority="69"/>
+    <w:lsdException w:name="Dark List" w:uiPriority="70"/>
+    <w:lsdException w:name="Colorful Shading" w:uiPriority="71"/>
+    <w:lsdException w:name="Colorful List" w:uiPriority="72"/>
+    <w:lsdException w:name="Colorful Grid" w:uiPriority="73"/>
+    <w:lsdException w:name="Light Shading Accent 1" w:uiPriority="60"/>
+    <w:lsdException w:name="Light List Accent 1" w:uiPriority="61"/>
+    <w:lsdException w:name="Light Grid Accent 1" w:uiPriority="62"/>
+    <w:lsdException w:name="Medium Shading 1 Accent 1" w:uiPriority="63"/>
+    <w:lsdException w:name="Medium Shading 2 Accent 1" w:uiPriority="64"/>
+    <w:lsdException w:name="Medium List 1 Accent 1" w:uiPriority="65"/>
+    <w:lsdException w:name="Revision" w:semiHidden="1" w:unhideWhenUsed="1"/>
+    <w:lsdException w:name="List Paragraph" w:uiPriority="34" w:qFormat="1"/>
+    <w:lsdException w:name="Quote" w:uiPriority="29" w:qFormat="1"/>
+    <w:lsdException w:name="Intense Quote" w:uiPriority="30" w:qFormat="1"/>
+    <w:lsdException w:name="Medium List 2 Accent 1" w:uiPriority="66"/>
+    <w:lsdException w:name="Medium Grid 1 Accent 1" w:uiPriority="67"/>
+    <w:lsdException w:name="Medium Grid 2 Accent 1" w:uiPriority="68"/>
+    <w:lsdException w:name="Medium Grid 3 Accent 1" w:uiPriority="69"/>
+    <w:lsdException w:name="Dark List Accent 1" w:uiPriority="70"/>
+    <w:lsdException w:name="Colorful Shading Accent 1" w:uiPriority="71"/>
+    <w:lsdException w:name="Colorful List Accent 1" w:uiPriority="72"/>
+    <w:lsdException w:name="Colorful Grid Accent 1" w:uiPriority="73"/>
+    <w:lsdException w:name="Light Shading Accent 2" w:uiPriority="60"/>
+    <w:lsdException w:name="Light List Accent 2" w:uiPriority="61"/>
+    <w:lsdException w:name="Light Grid Accent 2" w:uiPriority="62"/>
+    <w:lsdException w:name="Medium Shading 1 Accent 2" w:uiPriority="63"/>
+    <w:lsdException w:name="Medium Shading 2 Accent 2" w:uiPriority="64"/>
+    <w:lsdException w:name="Medium List 1 Accent 2" w:uiPriority="65"/>
+    <w:lsdException w:name="Medium List 2 Accent 2" w:uiPriority="66"/>
+    <w:lsdException w:name="Medium Grid 1 Accent 2" w:uiPriority="67"/>
+    <w:lsdException w:name="Medium Grid 2 Accent 2" w:uiPriority="68"/>
+    <w:lsdException w:name="Medium Grid 3 Accent 2" w:uiPriority="69"/>
+    <w:lsdException w:name="Dark List Accent 2" w:uiPriority="70"/>
+    <w:lsdException w:name="Colorful Shading Accent 2" w:uiPriority="71"/>
+    <w:lsdException w:name="Colorful List Accent 2" w:uiPriority="72"/>
+    <w:lsdException w:name="Colorful Grid Accent 2" w:uiPriority="73"/>
+    <w:lsdException w:name="Light Shading Accent 3" w:uiPriority="60"/>
+    <w:lsdException w:name="Light List Accent 3" w:uiPriority="61"/>
+    <w:lsdException w:name="Light Grid Accent 3" w:uiPriority="62"/>
+    <w:lsdException w:name="Medium Shading 1 Accent 3" w:uiPriority="63"/>
+    <w:lsdException w:name="Medium Shading 2 Accent 3" w:uiPriority="64"/>
+    <w:lsdException w:name="Medium List 1 Accent 3" w:uiPriority="65"/>
+    <w:lsdException w:name="Medium List 2 Accent 3" w:uiPriority="66"/>
+    <w:lsdException w:name="Medium Grid 1 Accent 3" w:uiPriority="67"/>
+    <w:lsdException w:name="Medium Grid 2 Accent 3" w:uiPriority="68"/>
+    <w:lsdException w:name="Medium Grid 3 Accent 3" w:uiPriority="69"/>
+    <w:lsdException w:name="Dark List Accent 3" w:uiPriority="70"/>
+    <w:lsdException w:name="Colorful Shading Accent 3" w:uiPriority="71"/>
+    <w:lsdException w:name="Colorful List Accent 3" w:uiPriority="72"/>
+    <w:lsdException w:name="Colorful Grid Accent 3" w:uiPriority="73"/>
+    <w:lsdException w:name="Light Shading Accent 4" w:uiPriority="60"/>
+    <w:lsdException w:name="Light List Accent 4" w:uiPriority="61"/>
+    <w:lsdException w:name="Light Grid Accent 4" w:uiPriority="62"/>
+    <w:lsdException w:name="Medium Shading 1 Accent 4" w:uiPriority="63"/>
+    <w:lsdException w:name="Medium Shading 2 Accent 4" w:uiPriority="64"/>
+    <w:lsdException w:name="Medium List 1 Accent 4" w:uiPriority="65"/>
+    <w:lsdException w:name="Medium List 2 Accent 4" w:uiPriority="66"/>
+    <w:lsdException w:name="Medium Grid 1 Accent 4" w:uiPriority="67"/>
+    <w:lsdException w:name="Medium Grid 2 Accent 4" w:uiPriority="68"/>
+    <w:lsdException w:name="Medium Grid 3 Accent 4" w:uiPriority="69"/>
+    <w:lsdException w:name="Dark List Accent 4" w:uiPriority="70"/>
+    <w:lsdException w:name="Colorful Shading Accent 4" w:uiPriority="71"/>
+    <w:lsdException w:name="Colorful List Accent 4" w:uiPriority="72"/>
+    <w:lsdException w:name="Colorful Grid Accent 4" w:uiPriority="73"/>
+    <w:lsdException w:name="Light Shading Accent 5" w:uiPriority="60"/>
+    <w:lsdException w:name="Light List Accent 5" w:uiPriority="61"/>
+    <w:lsdException w:name="Light Grid Accent 5" w:uiPriority="62"/>
+    <w:lsdException w:name="Medium Shading 1 Accent 5" w:uiPriority="63"/>
+    <w:lsdException w:name="Medium Shading 2 Accent 5" w:uiPriority="64"/>
+    <w:lsdException w:name="Medium List 1 Accent 5" w:uiPriority="65"/>
+    <w:lsdException w:name="Medium List 2 Accent 5" w:uiPriority="66"/>
+    <w:lsdException w:name="Medium Grid 1 Accent 5" w:uiPriority="67"/>
+    <w:lsdException w:name="Medium Grid 2 Accent 5" w:uiPriority="68"/>
+    <w:lsdException w:name="Medium Grid 3 Accent 5" w:uiPriority="69"/>
+    <w:lsdException w:name="Dark List Accent 5" w:uiPriority="70"/>
+    <w:lsdException w:name="Colorful Shading Accent 5" w:uiPriority="71"/>
+    <w:lsdException w:name="Colorful List Accent 5" w:uiPriority="72"/>
+    <w:lsdException w:name="Colorful Grid Accent 5" w:uiPriority="73"/>
+    <w:lsdException w:name="Light Shading Accent 6" w:uiPriority="60"/>
+    <w:lsdException w:name="Light List Accent 6" w:uiPriority="61"/>
+    <w:lsdException w:name="Light Grid Accent 6" w:uiPriority="62"/>
+    <w:lsdException w:name="Medium Shading 1 Accent 6" w:uiPriority="63"/>
+    <w:lsdException w:name="Medium Shading 2 Accent 6" w:uiPriority="64"/>
+    <w:lsdException w:name="Medium List 1 Accent 6" w:uiPriority="65"/>
+    <w:lsdException w:name="Medium List 2 Accent 6" w:uiPriority="66"/>
+    <w:lsdException w:name="Medium Grid 1 Accent 6" w:uiPriority="67"/>
+    <w:lsdException w:name="Medium Grid 2 Accent 6" w:uiPriority="68"/>
+    <w:lsdException w:name="Medium Grid 3 Accent 6" w:uiPriority="69"/>
+    <w:lsdException w:name="Dark List Accent 6" w:uiPriority="70"/>
+    <w:lsdException w:name="Colorful Shading Accent 6" w:uiPriority="71"/>
+    <w:lsdException w:name="Colorful List Accent 6" w:uiPriority="72"/>
+    <w:lsdException w:name="Colorful Grid Accent 6" w:uiPriority="73"/>
+    <w:lsdException w:name="Subtle Emphasis" w:uiPriority="19" w:qFormat="1"/>
+    <w:lsdException w:name="Intense Emphasis" w:uiPriority="21" w:qFormat="1"/>
+    <w:lsdException w:name="Subtle Reference" w:uiPriority="31" w:qFormat="1"/>
+    <w:lsdException w:name="Intense Reference" w:uiPriority="32" w:qFormat="1"/>
+    <w:lsdException w:name="Book Title" w:uiPriority="33" w:qFormat="1"/>
+    <w:lsdException w:name="Bibliography" w:semiHidden="1" w:uiPriority="37" w:unhideWhenUsed="1"/>
+    <w:lsdException w:name="TOC Heading" w:semiHidden="1" w:uiPriority="39" w:unhideWhenUsed="1" w:qFormat="1"/>
+    <w:lsdException w:name="Plain Table 1" w:uiPriority="41"/>
+    <w:lsdException w:name="Plain Table 2" w:uiPriority="42"/>
+    <w:lsdException w:name="Plain Table 3" w:uiPriority="43"/>
+    <w:lsdException w:name="Plain Table 4" w:uiPriority="44"/>
+    <w:lsdException w:name="Plain Table 5" w:uiPriority="45"/>
+    <w:lsdException w:name="Grid Table Light" w:uiPriority="40"/>
+    <w:lsdException w:name="Grid Table 1 Light" w:uiPriority="46"/>
+    <w:lsdException w:name="Grid Table 2" w:uiPriority="47"/>
+    <w:lsdException w:name="Grid Table 3" w:uiPriority="48"/>
+    <w:lsdException w:name="Grid Table 4" w:uiPriority="49"/>
+    <w:lsdException w:name="Grid Table 5 Dark" w:uiPriority="50"/>
+    <w:lsdException w:name="Grid Table 6 Colorful" w:uiPriority="51"/>
+    <w:lsdException w:name="Grid Table 7 Colorful" w:uiPriority="52"/>
+    <w:lsdException w:name="Grid Table 1 Light Accent 1" w:uiPriority="46"/>
+    <w:lsdException w:name="Grid Table 2 Accent 1" w:uiPriority="47"/>
+    <w:lsdException w:name="Grid Table 3 Accent 1" w:uiPriority="48"/>
+    <w:lsdException w:name="Grid Table 4 Accent 1" w:uiPriority="49"/>
+    <w:lsdException w:name="Grid Table 5 Dark Accent 1" w:uiPriority="50"/>
+    <w:lsdException w:name="Grid Table 6 Colorful Accent 1" w:uiPriority="51"/>
+    <w:lsdException w:name="Grid Table 7 Colorful Accent 1" w:uiPriority="52"/>
+    <w:lsdException w:name="Grid Table 1 Light Accent 2" w:uiPriority="46"/>
+    <w:lsdException w:name="Grid Table 2 Accent 2" w:uiPriority="47"/>
+    <w:lsdException w:name="Grid Table 3 Accent 2" w:uiPriority="48"/>
+    <w:lsdException w:name="Grid Table 4 Accent 2" w:uiPriority="49"/>
+    <w:lsdException w:name="Grid Table 5 Dark Accent 2" w:uiPriority="50"/>
+    <w:lsdException w:name="Grid Table 6 Colorful Accent 2" w:uiPriority="51"/>
+    <w:lsdException w:name="Grid Table 7 Colorful Accent 2" w:uiPriority="52"/>
+    <w:lsdException w:name="Grid Table 1 Light Accent 3" w:uiPriority="46"/>
+    <w:lsdException w:name="Grid Table 2 Accent 3" w:uiPriority="47"/>
+    <w:lsdException w:name="Grid Table 3 Accent 3" w:uiPriority="48"/>
+    <w:lsdException w:name="Grid Table 4 Accent 3" w:uiPriority="49"/>
+    <w:lsdException w:name="Grid Table 5 Dark Accent 3" w:uiPriority="50"/>
+    <w:lsdException w:name="Grid Table 6 Colorful Accent 3" w:uiPriority="51"/>
+    <w:lsdException w:name="Grid Table 7 Colorful Accent 3" w:uiPriority="52"/>
+    <w:lsdException w:name="Grid Table 1 Light Accent 4" w:uiPriority="46"/>
+    <w:lsdException w:name="Grid Table 2 Accent 4" w:uiPriority="47"/>
+    <w:lsdException w:name="Grid Table 3 Accent 4" w:uiPriority="48"/>
+    <w:lsdException w:name="Grid Table 4 Accent 4" w:uiPriority="49"/>
+    <w:lsdException w:name="Grid Table 5 Dark Accent 4" w:uiPriority="50"/>
+    <w:lsdException w:name="Grid Table 6 Colorful Accent 4" w:uiPriority="51"/>
+    <w:lsdException w:name="Grid Table 7 Colorful Accent 4" w:uiPriority="52"/>
+    <w:lsdException w:name="Grid Table 1 Light Accent 5" w:uiPriority="46"/>
+    <w:lsdException w:name="Grid Table 2 Accent 5" w:uiPriority="47"/>
+    <w:lsdException w:name="Grid Table 3 Accent 5" w:uiPriority="48"/>
+    <w:lsdException w:name="Grid Table 4 Accent 5" w:uiPriority="49"/>
+    <w:lsdException w:name="Grid Table 5 Dark Accent 5" w:uiPriority="50"/>
+    <w:lsdException w:name="Grid Table 6 Colorful Accent 5" w:uiPriority="51"/>
+    <w:lsdException w:name="Grid Table 7 Colorful Accent 5" w:uiPriority="52"/>
+    <w:lsdException w:name="Grid Table 1 Light Accent 6" w:uiPriority="46"/>
+    <w:lsdException w:name="Grid Table 2 Accent 6" w:uiPriority="47"/>
+    <w:lsdException w:name="Grid Table 3 Accent 6" w:uiPriority="48"/>
+    <w:lsdException w:name="Grid Table 4 Accent 6" w:uiPriority="49"/>
+    <w:lsdException w:name="Grid Table 5 Dark Accent 6" w:uiPriority="50"/>
+    <w:lsdException w:name="Grid Table 6 Colorful Accent 6" w:uiPriority="51"/>
+    <w:lsdException w:name="Grid Table 7 Colorful Accent 6" w:uiPriority="52"/>
+    <w:lsdException w:name="List Table 1 Light" w:uiPriority="46"/>
+    <w:lsdException w:name="List Table 2" w:uiPriority="47"/>
+    <w:lsdException w:name="List Table 3" w:uiPriority="48"/>
+    <w:lsdException w:name="List Table 4" w:uiPriority="49"/>
+    <w:lsdException w:name="List Table 5 Dark" w:uiPriority="50"/>
+    <w:lsdException w:name="List Table 6 Colorful" w:uiPriority="51"/>
+    <w:lsdException w:name="List Table 7 Colorful" w:uiPriority="52"/>
+    <w:lsdException w:name="List Table 1 Light Accent 1" w:uiPriority="46"/>
+    <w:lsdException w:name="List Table 2 Accent 1" w:uiPriority="47"/>
+    <w:lsdException w:name="List Table 3 Accent 1" w:uiPriority="48"/>
+    <w:lsdException w:name="List Table 4 Accent 1" w:uiPriority="49"/>
+    <w:lsdException w:name="List Table 5 Dark Accent 1" w:uiPriority="50"/>
+    <w:lsdException w:name="List Table 6 Colorful Accent 1" w:uiPriority="51"/>
+    <w:lsdException w:name="List Table 7 Colorful Accent 1" w:uiPriority="52"/>
+    <w:lsdException w:name="List Table 1 Light Accent 2" w:uiPriority="46"/>
+    <w:lsdException w:name="List Table 2 Accent 2" w:uiPriority="47"/>
+    <w:lsdException w:name="List Table 3 Accent 2" w:uiPriority="48"/>
+    <w:lsdException w:name="List Table 4 Accent 2" w:uiPriority="49"/>
+    <w:lsdException w:name="List Table 5 Dark Accent 2" w:uiPriority="50"/>
+    <w:lsdException w:name="List Table 6 Colorful Accent 2" w:uiPriority="51"/>
+    <w:lsdException w:name="List Table 7 Colorful Accent 2" w:uiPriority="52"/>
+    <w:lsdException w:name="List Table 1 Light Accent 3" w:uiPriority="46"/>
+    <w:lsdException w:name="List Table 2 Accent 3" w:uiPriority="47"/>
+    <w:lsdException w:name="List Table 3 Accent 3" w:uiPriority="48"/>
+    <w:lsdException w:name="List Table 4 Accent 3" w:uiPriority="49"/>
+    <w:lsdException w:name="List Table 5 Dark Accent 3" w:uiPriority="50"/>
+    <w:lsdException w:name="List Table 6 Colorful Accent 3" w:uiPriority="51"/>
+    <w:lsdException w:name="List Table 7 Colorful Accent 3" w:uiPriority="52"/>
+    <w:lsdException w:name="List Table 1 Light Accent 4" w:uiPriority="46"/>
+    <w:lsdException w:name="List Table 2 Accent 4" w:uiPriority="47"/>
+    <w:lsdException w:name="List Table 3 Accent 4" w:uiPriority="48"/>
+    <w:lsdException w:name="List Table 4 Accent 4" w:uiPriority="49"/>
+    <w:lsdException w:name="List Table 5 Dark Accent 4" w:uiPriority="50"/>
+    <w:lsdException w:name="List Table 6 Colorful Accent 4" w:uiPriority="51"/>
+    <w:lsdException w:name="List Table 7 Colorful Accent 4" w:uiPriority="52"/>
+    <w:lsdException w:name="List Table 1 Light Accent 5" w:uiPriority="46"/>
+    <w:lsdException w:name="List Table 2 Accent 5" w:uiPriority="47"/>
+    <w:lsdException w:name="List Table 3 Accent 5" w:uiPriority="48"/>
+    <w:lsdException w:name="List Table 4 Accent 5" w:uiPriority="49"/>
+    <w:lsdException w:name="List Table 5 Dark Accent 5" w:uiPriority="50"/>
+    <w:lsdException w:name="List Table 6 Colorful Accent 5" w:uiPriority="51"/>
+    <w:lsdException w:name="List Table 7 Colorful Accent 5" w:uiPriority="52"/>
+    <w:lsdException w:name="List Table 1 Light Accent 6" w:uiPriority="46"/>
+    <w:lsdException w:name="List Table 2 Accent 6" w:uiPriority="47"/>
+    <w:lsdException w:name="List Table 3 Accent 6" w:uiPriority="48"/>
+    <w:lsdException w:name="List Table 4 Accent 6" w:uiPriority="49"/>
+    <w:lsdException w:name="List Table 5 Dark Accent 6" w:uiPriority="50"/>
+    <w:lsdException w:name="List Table 6 Colorful Accent 6" w:uiPriority="51"/>
+    <w:lsdException w:name="List Table 7 Colorful Accent 6" w:uiPriority="52"/>
+    <w:lsdException w:name="Mention" w:semiHidden="1" w:unhideWhenUsed="1"/>
+    <w:lsdException w:name="Smart Hyperlink" w:semiHidden="1" w:unhideWhenUsed="1"/>
+    <w:lsdException w:name="Hashtag" w:semiHidden="1" w:unhideWhenUsed="1"/>
+    <w:lsdException w:name="Unresolved Mention" w:semiHidden="1" w:unhideWhenUsed="1"/>
+    <w:lsdException w:name="Smart Link" w:semiHidden="1" w:unhideWhenUsed="1"/>
   </w:latentStyles>
-  <w:style w:type="paragraph" w:default="1" w:styleId="1">
+  <w:style w:type="paragraph" w:default="1" w:styleId="a">
     <w:name w:val="Normal"/>
     <w:qFormat/>
-    <w:uiPriority w:val="0"/>
     <w:pPr>
       <w:widowControl w:val="0"/>
       <w:jc w:val="both"/>
     </w:pPr>
     <w:rPr>
-      <w:rFonts w:asciiTheme="minorHAnsi" w:hAnsiTheme="minorHAnsi" w:eastAsiaTheme="minorEastAsia" w:cstheme="minorBidi"/>
       <w:kern w:val="2"/>
       <w:sz w:val="21"/>
       <w:szCs w:val="22"/>
-      <w:lang w:val="en-US" w:eastAsia="zh-CN" w:bidi="ar-SA"/>
-    </w:rPr>
-  </w:style>
-  <w:style w:type="paragraph" w:styleId="2">
+    </w:rPr>
+  </w:style>
+  <w:style w:type="paragraph" w:styleId="1">
     <w:name w:val="heading 1"/>
-    <w:basedOn w:val="1"/>
-    <w:next w:val="1"/>
-    <w:link w:val="18"/>
-    <w:qFormat/>
+    <w:basedOn w:val="a"/>
+    <w:next w:val="a"/>
+    <w:link w:val="10"/>
     <w:uiPriority w:val="9"/>
+    <w:qFormat/>
     <w:pPr>
       <w:keepNext/>
       <w:keepLines/>
@@ -1217,21 +1534,21 @@
       <w:outlineLvl w:val="0"/>
     </w:pPr>
     <w:rPr>
-      <w:rFonts w:asciiTheme="majorHAnsi" w:hAnsiTheme="majorHAnsi" w:eastAsiaTheme="majorEastAsia" w:cstheme="majorBidi"/>
-      <w:color w:val="104862" w:themeColor="accent1" w:themeShade="BF"/>
+      <w:rFonts w:asciiTheme="majorHAnsi" w:eastAsiaTheme="majorEastAsia" w:hAnsiTheme="majorHAnsi" w:cstheme="majorBidi"/>
+      <w:color w:val="0F4761" w:themeColor="accent1" w:themeShade="BF"/>
       <w:sz w:val="48"/>
       <w:szCs w:val="48"/>
     </w:rPr>
   </w:style>
-  <w:style w:type="paragraph" w:styleId="3">
+  <w:style w:type="paragraph" w:styleId="2">
     <w:name w:val="heading 2"/>
-    <w:basedOn w:val="1"/>
-    <w:next w:val="1"/>
-    <w:link w:val="19"/>
+    <w:basedOn w:val="a"/>
+    <w:next w:val="a"/>
+    <w:link w:val="20"/>
+    <w:uiPriority w:val="9"/>
     <w:semiHidden/>
     <w:unhideWhenUsed/>
     <w:qFormat/>
-    <w:uiPriority w:val="9"/>
     <w:pPr>
       <w:keepNext/>
       <w:keepLines/>
@@ -1239,21 +1556,21 @@
       <w:outlineLvl w:val="1"/>
     </w:pPr>
     <w:rPr>
-      <w:rFonts w:asciiTheme="majorHAnsi" w:hAnsiTheme="majorHAnsi" w:eastAsiaTheme="majorEastAsia" w:cstheme="majorBidi"/>
-      <w:color w:val="104862" w:themeColor="accent1" w:themeShade="BF"/>
+      <w:rFonts w:asciiTheme="majorHAnsi" w:eastAsiaTheme="majorEastAsia" w:hAnsiTheme="majorHAnsi" w:cstheme="majorBidi"/>
+      <w:color w:val="0F4761" w:themeColor="accent1" w:themeShade="BF"/>
       <w:sz w:val="40"/>
       <w:szCs w:val="40"/>
     </w:rPr>
   </w:style>
-  <w:style w:type="paragraph" w:styleId="4">
+  <w:style w:type="paragraph" w:styleId="3">
     <w:name w:val="heading 3"/>
-    <w:basedOn w:val="1"/>
-    <w:next w:val="1"/>
-    <w:link w:val="20"/>
+    <w:basedOn w:val="a"/>
+    <w:next w:val="a"/>
+    <w:link w:val="30"/>
+    <w:uiPriority w:val="9"/>
     <w:semiHidden/>
     <w:unhideWhenUsed/>
     <w:qFormat/>
-    <w:uiPriority w:val="9"/>
     <w:pPr>
       <w:keepNext/>
       <w:keepLines/>
@@ -1261,21 +1578,21 @@
       <w:outlineLvl w:val="2"/>
     </w:pPr>
     <w:rPr>
-      <w:rFonts w:asciiTheme="majorHAnsi" w:hAnsiTheme="majorHAnsi" w:eastAsiaTheme="majorEastAsia" w:cstheme="majorBidi"/>
-      <w:color w:val="104862" w:themeColor="accent1" w:themeShade="BF"/>
+      <w:rFonts w:asciiTheme="majorHAnsi" w:eastAsiaTheme="majorEastAsia" w:hAnsiTheme="majorHAnsi" w:cstheme="majorBidi"/>
+      <w:color w:val="0F4761" w:themeColor="accent1" w:themeShade="BF"/>
       <w:sz w:val="32"/>
       <w:szCs w:val="32"/>
     </w:rPr>
   </w:style>
-  <w:style w:type="paragraph" w:styleId="5">
+  <w:style w:type="paragraph" w:styleId="4">
     <w:name w:val="heading 4"/>
-    <w:basedOn w:val="1"/>
-    <w:next w:val="1"/>
-    <w:link w:val="21"/>
+    <w:basedOn w:val="a"/>
+    <w:next w:val="a"/>
+    <w:link w:val="40"/>
+    <w:uiPriority w:val="9"/>
     <w:semiHidden/>
     <w:unhideWhenUsed/>
     <w:qFormat/>
-    <w:uiPriority w:val="9"/>
     <w:pPr>
       <w:keepNext/>
       <w:keepLines/>
@@ -1284,20 +1601,20 @@
     </w:pPr>
     <w:rPr>
       <w:rFonts w:cstheme="majorBidi"/>
-      <w:color w:val="104862" w:themeColor="accent1" w:themeShade="BF"/>
+      <w:color w:val="0F4761" w:themeColor="accent1" w:themeShade="BF"/>
       <w:sz w:val="28"/>
       <w:szCs w:val="28"/>
     </w:rPr>
   </w:style>
-  <w:style w:type="paragraph" w:styleId="6">
+  <w:style w:type="paragraph" w:styleId="5">
     <w:name w:val="heading 5"/>
-    <w:basedOn w:val="1"/>
-    <w:next w:val="1"/>
-    <w:link w:val="22"/>
+    <w:basedOn w:val="a"/>
+    <w:next w:val="a"/>
+    <w:link w:val="50"/>
+    <w:uiPriority w:val="9"/>
     <w:semiHidden/>
     <w:unhideWhenUsed/>
     <w:qFormat/>
-    <w:uiPriority w:val="9"/>
     <w:pPr>
       <w:keepNext/>
       <w:keepLines/>
@@ -1306,20 +1623,20 @@
     </w:pPr>
     <w:rPr>
       <w:rFonts w:cstheme="majorBidi"/>
-      <w:color w:val="104862" w:themeColor="accent1" w:themeShade="BF"/>
+      <w:color w:val="0F4761" w:themeColor="accent1" w:themeShade="BF"/>
       <w:sz w:val="24"/>
       <w:szCs w:val="24"/>
     </w:rPr>
   </w:style>
-  <w:style w:type="paragraph" w:styleId="7">
+  <w:style w:type="paragraph" w:styleId="6">
     <w:name w:val="heading 6"/>
-    <w:basedOn w:val="1"/>
-    <w:next w:val="1"/>
-    <w:link w:val="23"/>
+    <w:basedOn w:val="a"/>
+    <w:next w:val="a"/>
+    <w:link w:val="60"/>
+    <w:uiPriority w:val="9"/>
     <w:semiHidden/>
     <w:unhideWhenUsed/>
     <w:qFormat/>
-    <w:uiPriority w:val="9"/>
     <w:pPr>
       <w:keepNext/>
       <w:keepLines/>
@@ -1330,18 +1647,18 @@
       <w:rFonts w:cstheme="majorBidi"/>
       <w:b/>
       <w:bCs/>
-      <w:color w:val="104862" w:themeColor="accent1" w:themeShade="BF"/>
-    </w:rPr>
-  </w:style>
-  <w:style w:type="paragraph" w:styleId="8">
+      <w:color w:val="0F4761" w:themeColor="accent1" w:themeShade="BF"/>
+    </w:rPr>
+  </w:style>
+  <w:style w:type="paragraph" w:styleId="7">
     <w:name w:val="heading 7"/>
-    <w:basedOn w:val="1"/>
-    <w:next w:val="1"/>
-    <w:link w:val="24"/>
+    <w:basedOn w:val="a"/>
+    <w:next w:val="a"/>
+    <w:link w:val="70"/>
+    <w:uiPriority w:val="9"/>
     <w:semiHidden/>
     <w:unhideWhenUsed/>
     <w:qFormat/>
-    <w:uiPriority w:val="9"/>
     <w:pPr>
       <w:keepNext/>
       <w:keepLines/>
@@ -1353,25 +1670,17 @@
       <w:b/>
       <w:bCs/>
       <w:color w:val="595959" w:themeColor="text1" w:themeTint="A6"/>
-      <w14:textFill>
-        <w14:solidFill>
-          <w14:schemeClr w14:val="tx1">
-            <w14:lumMod w14:val="65000"/>
-            <w14:lumOff w14:val="35000"/>
-          </w14:schemeClr>
-        </w14:solidFill>
-      </w14:textFill>
-    </w:rPr>
-  </w:style>
-  <w:style w:type="paragraph" w:styleId="9">
+    </w:rPr>
+  </w:style>
+  <w:style w:type="paragraph" w:styleId="8">
     <w:name w:val="heading 8"/>
-    <w:basedOn w:val="1"/>
-    <w:next w:val="1"/>
-    <w:link w:val="25"/>
+    <w:basedOn w:val="a"/>
+    <w:next w:val="a"/>
+    <w:link w:val="80"/>
+    <w:uiPriority w:val="9"/>
     <w:semiHidden/>
     <w:unhideWhenUsed/>
     <w:qFormat/>
-    <w:uiPriority w:val="9"/>
     <w:pPr>
       <w:keepNext/>
       <w:keepLines/>
@@ -1380,25 +1689,17 @@
     <w:rPr>
       <w:rFonts w:cstheme="majorBidi"/>
       <w:color w:val="595959" w:themeColor="text1" w:themeTint="A6"/>
-      <w14:textFill>
-        <w14:solidFill>
-          <w14:schemeClr w14:val="tx1">
-            <w14:lumMod w14:val="65000"/>
-            <w14:lumOff w14:val="35000"/>
-          </w14:schemeClr>
-        </w14:solidFill>
-      </w14:textFill>
-    </w:rPr>
-  </w:style>
-  <w:style w:type="paragraph" w:styleId="10">
+    </w:rPr>
+  </w:style>
+  <w:style w:type="paragraph" w:styleId="9">
     <w:name w:val="heading 9"/>
-    <w:basedOn w:val="1"/>
-    <w:next w:val="1"/>
-    <w:link w:val="26"/>
+    <w:basedOn w:val="a"/>
+    <w:next w:val="a"/>
+    <w:link w:val="90"/>
+    <w:uiPriority w:val="9"/>
     <w:semiHidden/>
     <w:unhideWhenUsed/>
     <w:qFormat/>
-    <w:uiPriority w:val="9"/>
     <w:pPr>
       <w:keepNext/>
       <w:keepLines/>
@@ -1407,28 +1708,21 @@
     <w:rPr>
       <w:rFonts w:eastAsiaTheme="majorEastAsia" w:cstheme="majorBidi"/>
       <w:color w:val="595959" w:themeColor="text1" w:themeTint="A6"/>
-      <w14:textFill>
-        <w14:solidFill>
-          <w14:schemeClr w14:val="tx1">
-            <w14:lumMod w14:val="65000"/>
-            <w14:lumOff w14:val="35000"/>
-          </w14:schemeClr>
-        </w14:solidFill>
-      </w14:textFill>
-    </w:rPr>
-  </w:style>
-  <w:style w:type="character" w:default="1" w:styleId="17">
+    </w:rPr>
+  </w:style>
+  <w:style w:type="character" w:default="1" w:styleId="a0">
     <w:name w:val="Default Paragraph Font"/>
+    <w:uiPriority w:val="1"/>
     <w:semiHidden/>
     <w:unhideWhenUsed/>
-    <w:uiPriority w:val="1"/>
-  </w:style>
-  <w:style w:type="table" w:default="1" w:styleId="16">
+  </w:style>
+  <w:style w:type="table" w:default="1" w:styleId="a1">
     <w:name w:val="Normal Table"/>
+    <w:uiPriority w:val="99"/>
     <w:semiHidden/>
     <w:unhideWhenUsed/>
-    <w:uiPriority w:val="99"/>
     <w:tblPr>
+      <w:tblInd w:w="0" w:type="dxa"/>
       <w:tblCellMar>
         <w:top w:w="0" w:type="dxa"/>
         <w:left w:w="108" w:type="dxa"/>
@@ -1437,26 +1731,32 @@
       </w:tblCellMar>
     </w:tblPr>
   </w:style>
-  <w:style w:type="paragraph" w:styleId="11">
+  <w:style w:type="numbering" w:default="1" w:styleId="a2">
+    <w:name w:val="No List"/>
+    <w:uiPriority w:val="99"/>
+    <w:semiHidden/>
+    <w:unhideWhenUsed/>
+  </w:style>
+  <w:style w:type="paragraph" w:styleId="a3">
     <w:name w:val="caption"/>
-    <w:basedOn w:val="1"/>
-    <w:next w:val="1"/>
+    <w:basedOn w:val="a"/>
+    <w:next w:val="a"/>
+    <w:uiPriority w:val="35"/>
     <w:unhideWhenUsed/>
     <w:qFormat/>
-    <w:uiPriority w:val="35"/>
-    <w:rPr>
-      <w:rFonts w:eastAsia="黑体" w:asciiTheme="majorHAnsi" w:hAnsiTheme="majorHAnsi" w:cstheme="majorBidi"/>
+    <w:rPr>
+      <w:rFonts w:asciiTheme="majorHAnsi" w:eastAsia="黑体" w:hAnsiTheme="majorHAnsi" w:cstheme="majorBidi"/>
       <w:sz w:val="20"/>
       <w:szCs w:val="20"/>
     </w:rPr>
   </w:style>
-  <w:style w:type="paragraph" w:styleId="12">
+  <w:style w:type="paragraph" w:styleId="a4">
     <w:name w:val="footer"/>
-    <w:basedOn w:val="1"/>
-    <w:link w:val="37"/>
+    <w:basedOn w:val="a"/>
+    <w:link w:val="a5"/>
+    <w:uiPriority w:val="99"/>
     <w:unhideWhenUsed/>
     <w:qFormat/>
-    <w:uiPriority w:val="99"/>
     <w:pPr>
       <w:tabs>
         <w:tab w:val="center" w:pos="4153"/>
@@ -1470,16 +1770,16 @@
       <w:szCs w:val="18"/>
     </w:rPr>
   </w:style>
-  <w:style w:type="paragraph" w:styleId="13">
+  <w:style w:type="paragraph" w:styleId="a6">
     <w:name w:val="header"/>
-    <w:basedOn w:val="1"/>
-    <w:link w:val="36"/>
+    <w:basedOn w:val="a"/>
+    <w:link w:val="a7"/>
+    <w:uiPriority w:val="99"/>
     <w:unhideWhenUsed/>
     <w:qFormat/>
-    <w:uiPriority w:val="99"/>
     <w:pPr>
       <w:pBdr>
-        <w:bottom w:val="single" w:color="auto" w:sz="6" w:space="1"/>
+        <w:bottom w:val="single" w:sz="6" w:space="1" w:color="auto"/>
       </w:pBdr>
       <w:tabs>
         <w:tab w:val="center" w:pos="4153"/>
@@ -1493,237 +1793,197 @@
       <w:szCs w:val="18"/>
     </w:rPr>
   </w:style>
-  <w:style w:type="paragraph" w:styleId="14">
+  <w:style w:type="paragraph" w:styleId="a8">
     <w:name w:val="Subtitle"/>
-    <w:basedOn w:val="1"/>
-    <w:next w:val="1"/>
-    <w:link w:val="28"/>
-    <w:qFormat/>
+    <w:basedOn w:val="a"/>
+    <w:next w:val="a"/>
+    <w:link w:val="a9"/>
     <w:uiPriority w:val="11"/>
+    <w:qFormat/>
     <w:pPr>
       <w:spacing w:after="160"/>
       <w:jc w:val="center"/>
     </w:pPr>
     <w:rPr>
-      <w:rFonts w:asciiTheme="majorHAnsi" w:hAnsiTheme="majorHAnsi" w:eastAsiaTheme="majorEastAsia" w:cstheme="majorBidi"/>
+      <w:rFonts w:asciiTheme="majorHAnsi" w:eastAsiaTheme="majorEastAsia" w:hAnsiTheme="majorHAnsi" w:cstheme="majorBidi"/>
       <w:color w:val="595959" w:themeColor="text1" w:themeTint="A6"/>
       <w:spacing w:val="15"/>
       <w:sz w:val="28"/>
       <w:szCs w:val="28"/>
-      <w14:textFill>
-        <w14:solidFill>
-          <w14:schemeClr w14:val="tx1">
-            <w14:lumMod w14:val="65000"/>
-            <w14:lumOff w14:val="35000"/>
-          </w14:schemeClr>
-        </w14:solidFill>
-      </w14:textFill>
-    </w:rPr>
-  </w:style>
-  <w:style w:type="paragraph" w:styleId="15">
+    </w:rPr>
+  </w:style>
+  <w:style w:type="paragraph" w:styleId="aa">
     <w:name w:val="Title"/>
-    <w:basedOn w:val="1"/>
-    <w:next w:val="1"/>
-    <w:link w:val="27"/>
-    <w:qFormat/>
+    <w:basedOn w:val="a"/>
+    <w:next w:val="a"/>
+    <w:link w:val="ab"/>
     <w:uiPriority w:val="10"/>
+    <w:qFormat/>
     <w:pPr>
       <w:spacing w:after="80"/>
       <w:contextualSpacing/>
       <w:jc w:val="center"/>
     </w:pPr>
     <w:rPr>
-      <w:rFonts w:asciiTheme="majorHAnsi" w:hAnsiTheme="majorHAnsi" w:eastAsiaTheme="majorEastAsia" w:cstheme="majorBidi"/>
+      <w:rFonts w:asciiTheme="majorHAnsi" w:eastAsiaTheme="majorEastAsia" w:hAnsiTheme="majorHAnsi" w:cstheme="majorBidi"/>
       <w:spacing w:val="-10"/>
       <w:kern w:val="28"/>
       <w:sz w:val="56"/>
       <w:szCs w:val="56"/>
     </w:rPr>
   </w:style>
-  <w:style w:type="character" w:customStyle="1" w:styleId="18">
+  <w:style w:type="character" w:customStyle="1" w:styleId="10">
     <w:name w:val="标题 1 字符"/>
-    <w:basedOn w:val="17"/>
+    <w:basedOn w:val="a0"/>
+    <w:link w:val="1"/>
+    <w:uiPriority w:val="9"/>
+    <w:rPr>
+      <w:rFonts w:asciiTheme="majorHAnsi" w:eastAsiaTheme="majorEastAsia" w:hAnsiTheme="majorHAnsi" w:cstheme="majorBidi"/>
+      <w:color w:val="0F4761" w:themeColor="accent1" w:themeShade="BF"/>
+      <w:sz w:val="48"/>
+      <w:szCs w:val="48"/>
+    </w:rPr>
+  </w:style>
+  <w:style w:type="character" w:customStyle="1" w:styleId="20">
+    <w:name w:val="标题 2 字符"/>
+    <w:basedOn w:val="a0"/>
     <w:link w:val="2"/>
     <w:uiPriority w:val="9"/>
-    <w:rPr>
-      <w:rFonts w:asciiTheme="majorHAnsi" w:hAnsiTheme="majorHAnsi" w:eastAsiaTheme="majorEastAsia" w:cstheme="majorBidi"/>
-      <w:color w:val="104862" w:themeColor="accent1" w:themeShade="BF"/>
-      <w:sz w:val="48"/>
-      <w:szCs w:val="48"/>
-    </w:rPr>
-  </w:style>
-  <w:style w:type="character" w:customStyle="1" w:styleId="19">
-    <w:name w:val="标题 2 字符"/>
-    <w:basedOn w:val="17"/>
-    <w:link w:val="3"/>
     <w:semiHidden/>
-    <w:uiPriority w:val="9"/>
-    <w:rPr>
-      <w:rFonts w:asciiTheme="majorHAnsi" w:hAnsiTheme="majorHAnsi" w:eastAsiaTheme="majorEastAsia" w:cstheme="majorBidi"/>
-      <w:color w:val="104862" w:themeColor="accent1" w:themeShade="BF"/>
+    <w:rPr>
+      <w:rFonts w:asciiTheme="majorHAnsi" w:eastAsiaTheme="majorEastAsia" w:hAnsiTheme="majorHAnsi" w:cstheme="majorBidi"/>
+      <w:color w:val="0F4761" w:themeColor="accent1" w:themeShade="BF"/>
       <w:sz w:val="40"/>
       <w:szCs w:val="40"/>
     </w:rPr>
   </w:style>
-  <w:style w:type="character" w:customStyle="1" w:styleId="20">
+  <w:style w:type="character" w:customStyle="1" w:styleId="30">
     <w:name w:val="标题 3 字符"/>
-    <w:basedOn w:val="17"/>
-    <w:link w:val="4"/>
+    <w:basedOn w:val="a0"/>
+    <w:link w:val="3"/>
+    <w:uiPriority w:val="9"/>
     <w:semiHidden/>
-    <w:uiPriority w:val="9"/>
-    <w:rPr>
-      <w:rFonts w:asciiTheme="majorHAnsi" w:hAnsiTheme="majorHAnsi" w:eastAsiaTheme="majorEastAsia" w:cstheme="majorBidi"/>
-      <w:color w:val="104862" w:themeColor="accent1" w:themeShade="BF"/>
+    <w:rPr>
+      <w:rFonts w:asciiTheme="majorHAnsi" w:eastAsiaTheme="majorEastAsia" w:hAnsiTheme="majorHAnsi" w:cstheme="majorBidi"/>
+      <w:color w:val="0F4761" w:themeColor="accent1" w:themeShade="BF"/>
       <w:sz w:val="32"/>
       <w:szCs w:val="32"/>
     </w:rPr>
   </w:style>
-  <w:style w:type="character" w:customStyle="1" w:styleId="21">
+  <w:style w:type="character" w:customStyle="1" w:styleId="40">
     <w:name w:val="标题 4 字符"/>
-    <w:basedOn w:val="17"/>
-    <w:link w:val="5"/>
+    <w:basedOn w:val="a0"/>
+    <w:link w:val="4"/>
+    <w:uiPriority w:val="9"/>
     <w:semiHidden/>
-    <w:uiPriority w:val="9"/>
     <w:rPr>
       <w:rFonts w:cstheme="majorBidi"/>
-      <w:color w:val="104862" w:themeColor="accent1" w:themeShade="BF"/>
+      <w:color w:val="0F4761" w:themeColor="accent1" w:themeShade="BF"/>
       <w:sz w:val="28"/>
       <w:szCs w:val="28"/>
     </w:rPr>
   </w:style>
-  <w:style w:type="character" w:customStyle="1" w:styleId="22">
+  <w:style w:type="character" w:customStyle="1" w:styleId="50">
     <w:name w:val="标题 5 字符"/>
-    <w:basedOn w:val="17"/>
-    <w:link w:val="6"/>
+    <w:basedOn w:val="a0"/>
+    <w:link w:val="5"/>
+    <w:uiPriority w:val="9"/>
     <w:semiHidden/>
     <w:qFormat/>
-    <w:uiPriority w:val="9"/>
     <w:rPr>
       <w:rFonts w:cstheme="majorBidi"/>
-      <w:color w:val="104862" w:themeColor="accent1" w:themeShade="BF"/>
+      <w:color w:val="0F4761" w:themeColor="accent1" w:themeShade="BF"/>
       <w:sz w:val="24"/>
       <w:szCs w:val="24"/>
     </w:rPr>
   </w:style>
-  <w:style w:type="character" w:customStyle="1" w:styleId="23">
+  <w:style w:type="character" w:customStyle="1" w:styleId="60">
     <w:name w:val="标题 6 字符"/>
-    <w:basedOn w:val="17"/>
-    <w:link w:val="7"/>
+    <w:basedOn w:val="a0"/>
+    <w:link w:val="6"/>
+    <w:uiPriority w:val="9"/>
     <w:semiHidden/>
     <w:qFormat/>
-    <w:uiPriority w:val="9"/>
     <w:rPr>
       <w:rFonts w:cstheme="majorBidi"/>
       <w:b/>
       <w:bCs/>
-      <w:color w:val="104862" w:themeColor="accent1" w:themeShade="BF"/>
-    </w:rPr>
-  </w:style>
-  <w:style w:type="character" w:customStyle="1" w:styleId="24">
+      <w:color w:val="0F4761" w:themeColor="accent1" w:themeShade="BF"/>
+    </w:rPr>
+  </w:style>
+  <w:style w:type="character" w:customStyle="1" w:styleId="70">
     <w:name w:val="标题 7 字符"/>
-    <w:basedOn w:val="17"/>
-    <w:link w:val="8"/>
+    <w:basedOn w:val="a0"/>
+    <w:link w:val="7"/>
+    <w:uiPriority w:val="9"/>
     <w:semiHidden/>
     <w:qFormat/>
-    <w:uiPriority w:val="9"/>
     <w:rPr>
       <w:rFonts w:cstheme="majorBidi"/>
       <w:b/>
       <w:bCs/>
       <w:color w:val="595959" w:themeColor="text1" w:themeTint="A6"/>
-      <w14:textFill>
-        <w14:solidFill>
-          <w14:schemeClr w14:val="tx1">
-            <w14:lumMod w14:val="65000"/>
-            <w14:lumOff w14:val="35000"/>
-          </w14:schemeClr>
-        </w14:solidFill>
-      </w14:textFill>
-    </w:rPr>
-  </w:style>
-  <w:style w:type="character" w:customStyle="1" w:styleId="25">
+    </w:rPr>
+  </w:style>
+  <w:style w:type="character" w:customStyle="1" w:styleId="80">
     <w:name w:val="标题 8 字符"/>
-    <w:basedOn w:val="17"/>
-    <w:link w:val="9"/>
+    <w:basedOn w:val="a0"/>
+    <w:link w:val="8"/>
+    <w:uiPriority w:val="9"/>
     <w:semiHidden/>
     <w:qFormat/>
-    <w:uiPriority w:val="9"/>
     <w:rPr>
       <w:rFonts w:cstheme="majorBidi"/>
       <w:color w:val="595959" w:themeColor="text1" w:themeTint="A6"/>
-      <w14:textFill>
-        <w14:solidFill>
-          <w14:schemeClr w14:val="tx1">
-            <w14:lumMod w14:val="65000"/>
-            <w14:lumOff w14:val="35000"/>
-          </w14:schemeClr>
-        </w14:solidFill>
-      </w14:textFill>
-    </w:rPr>
-  </w:style>
-  <w:style w:type="character" w:customStyle="1" w:styleId="26">
+    </w:rPr>
+  </w:style>
+  <w:style w:type="character" w:customStyle="1" w:styleId="90">
     <w:name w:val="标题 9 字符"/>
-    <w:basedOn w:val="17"/>
-    <w:link w:val="10"/>
+    <w:basedOn w:val="a0"/>
+    <w:link w:val="9"/>
+    <w:uiPriority w:val="9"/>
     <w:semiHidden/>
     <w:qFormat/>
-    <w:uiPriority w:val="9"/>
     <w:rPr>
       <w:rFonts w:eastAsiaTheme="majorEastAsia" w:cstheme="majorBidi"/>
       <w:color w:val="595959" w:themeColor="text1" w:themeTint="A6"/>
-      <w14:textFill>
-        <w14:solidFill>
-          <w14:schemeClr w14:val="tx1">
-            <w14:lumMod w14:val="65000"/>
-            <w14:lumOff w14:val="35000"/>
-          </w14:schemeClr>
-        </w14:solidFill>
-      </w14:textFill>
-    </w:rPr>
-  </w:style>
-  <w:style w:type="character" w:customStyle="1" w:styleId="27">
+    </w:rPr>
+  </w:style>
+  <w:style w:type="character" w:customStyle="1" w:styleId="ab">
     <w:name w:val="标题 字符"/>
-    <w:basedOn w:val="17"/>
-    <w:link w:val="15"/>
-    <w:qFormat/>
+    <w:basedOn w:val="a0"/>
+    <w:link w:val="aa"/>
     <w:uiPriority w:val="10"/>
-    <w:rPr>
-      <w:rFonts w:asciiTheme="majorHAnsi" w:hAnsiTheme="majorHAnsi" w:eastAsiaTheme="majorEastAsia" w:cstheme="majorBidi"/>
+    <w:qFormat/>
+    <w:rPr>
+      <w:rFonts w:asciiTheme="majorHAnsi" w:eastAsiaTheme="majorEastAsia" w:hAnsiTheme="majorHAnsi" w:cstheme="majorBidi"/>
       <w:spacing w:val="-10"/>
       <w:kern w:val="28"/>
       <w:sz w:val="56"/>
       <w:szCs w:val="56"/>
     </w:rPr>
   </w:style>
-  <w:style w:type="character" w:customStyle="1" w:styleId="28">
+  <w:style w:type="character" w:customStyle="1" w:styleId="a9">
     <w:name w:val="副标题 字符"/>
-    <w:basedOn w:val="17"/>
-    <w:link w:val="14"/>
-    <w:qFormat/>
+    <w:basedOn w:val="a0"/>
+    <w:link w:val="a8"/>
     <w:uiPriority w:val="11"/>
-    <w:rPr>
-      <w:rFonts w:asciiTheme="majorHAnsi" w:hAnsiTheme="majorHAnsi" w:eastAsiaTheme="majorEastAsia" w:cstheme="majorBidi"/>
+    <w:qFormat/>
+    <w:rPr>
+      <w:rFonts w:asciiTheme="majorHAnsi" w:eastAsiaTheme="majorEastAsia" w:hAnsiTheme="majorHAnsi" w:cstheme="majorBidi"/>
       <w:color w:val="595959" w:themeColor="text1" w:themeTint="A6"/>
       <w:spacing w:val="15"/>
       <w:sz w:val="28"/>
       <w:szCs w:val="28"/>
-      <w14:textFill>
-        <w14:solidFill>
-          <w14:schemeClr w14:val="tx1">
-            <w14:lumMod w14:val="65000"/>
-            <w14:lumOff w14:val="35000"/>
-          </w14:schemeClr>
-        </w14:solidFill>
-      </w14:textFill>
-    </w:rPr>
-  </w:style>
-  <w:style w:type="paragraph" w:styleId="29">
+    </w:rPr>
+  </w:style>
+  <w:style w:type="paragraph" w:styleId="ac">
     <w:name w:val="Quote"/>
-    <w:basedOn w:val="1"/>
-    <w:next w:val="1"/>
-    <w:link w:val="30"/>
-    <w:qFormat/>
+    <w:basedOn w:val="a"/>
+    <w:next w:val="a"/>
+    <w:link w:val="ad"/>
     <w:uiPriority w:val="29"/>
+    <w:qFormat/>
     <w:pPr>
       <w:spacing w:before="160" w:after="160"/>
       <w:jc w:val="center"/>
@@ -1732,68 +1992,52 @@
       <w:i/>
       <w:iCs/>
       <w:color w:val="404040" w:themeColor="text1" w:themeTint="BF"/>
-      <w14:textFill>
-        <w14:solidFill>
-          <w14:schemeClr w14:val="tx1">
-            <w14:lumMod w14:val="75000"/>
-            <w14:lumOff w14:val="25000"/>
-          </w14:schemeClr>
-        </w14:solidFill>
-      </w14:textFill>
-    </w:rPr>
-  </w:style>
-  <w:style w:type="character" w:customStyle="1" w:styleId="30">
+    </w:rPr>
+  </w:style>
+  <w:style w:type="character" w:customStyle="1" w:styleId="ad">
     <w:name w:val="引用 字符"/>
-    <w:basedOn w:val="17"/>
-    <w:link w:val="29"/>
-    <w:qFormat/>
+    <w:basedOn w:val="a0"/>
+    <w:link w:val="ac"/>
     <w:uiPriority w:val="29"/>
+    <w:qFormat/>
     <w:rPr>
       <w:i/>
       <w:iCs/>
       <w:color w:val="404040" w:themeColor="text1" w:themeTint="BF"/>
-      <w14:textFill>
-        <w14:solidFill>
-          <w14:schemeClr w14:val="tx1">
-            <w14:lumMod w14:val="75000"/>
-            <w14:lumOff w14:val="25000"/>
-          </w14:schemeClr>
-        </w14:solidFill>
-      </w14:textFill>
-    </w:rPr>
-  </w:style>
-  <w:style w:type="paragraph" w:styleId="31">
+    </w:rPr>
+  </w:style>
+  <w:style w:type="paragraph" w:styleId="ae">
     <w:name w:val="List Paragraph"/>
-    <w:basedOn w:val="1"/>
-    <w:qFormat/>
+    <w:basedOn w:val="a"/>
     <w:uiPriority w:val="34"/>
+    <w:qFormat/>
     <w:pPr>
       <w:ind w:left="720"/>
       <w:contextualSpacing/>
     </w:pPr>
   </w:style>
-  <w:style w:type="character" w:customStyle="1" w:styleId="32">
-    <w:name w:val="Intense Emphasis"/>
-    <w:basedOn w:val="17"/>
-    <w:qFormat/>
+  <w:style w:type="character" w:customStyle="1" w:styleId="11">
+    <w:name w:val="明显强调1"/>
+    <w:basedOn w:val="a0"/>
     <w:uiPriority w:val="21"/>
+    <w:qFormat/>
     <w:rPr>
       <w:i/>
       <w:iCs/>
-      <w:color w:val="104862" w:themeColor="accent1" w:themeShade="BF"/>
-    </w:rPr>
-  </w:style>
-  <w:style w:type="paragraph" w:styleId="33">
+      <w:color w:val="0F4761" w:themeColor="accent1" w:themeShade="BF"/>
+    </w:rPr>
+  </w:style>
+  <w:style w:type="paragraph" w:styleId="af">
     <w:name w:val="Intense Quote"/>
-    <w:basedOn w:val="1"/>
-    <w:next w:val="1"/>
-    <w:link w:val="34"/>
-    <w:qFormat/>
+    <w:basedOn w:val="a"/>
+    <w:next w:val="a"/>
+    <w:link w:val="af0"/>
     <w:uiPriority w:val="30"/>
+    <w:qFormat/>
     <w:pPr>
       <w:pBdr>
-        <w:top w:val="single" w:color="0F4761" w:themeColor="accent1" w:themeShade="BF" w:sz="4" w:space="10"/>
-        <w:bottom w:val="single" w:color="0F4761" w:themeColor="accent1" w:themeShade="BF" w:sz="4" w:space="10"/>
+        <w:top w:val="single" w:sz="4" w:space="10" w:color="0F4761" w:themeColor="accent1" w:themeShade="BF"/>
+        <w:bottom w:val="single" w:sz="4" w:space="10" w:color="0F4761" w:themeColor="accent1" w:themeShade="BF"/>
       </w:pBdr>
       <w:spacing w:before="360" w:after="360"/>
       <w:ind w:left="864" w:right="864"/>
@@ -1802,51 +2046,51 @@
     <w:rPr>
       <w:i/>
       <w:iCs/>
-      <w:color w:val="104862" w:themeColor="accent1" w:themeShade="BF"/>
-    </w:rPr>
-  </w:style>
-  <w:style w:type="character" w:customStyle="1" w:styleId="34">
+      <w:color w:val="0F4761" w:themeColor="accent1" w:themeShade="BF"/>
+    </w:rPr>
+  </w:style>
+  <w:style w:type="character" w:customStyle="1" w:styleId="af0">
     <w:name w:val="明显引用 字符"/>
-    <w:basedOn w:val="17"/>
-    <w:link w:val="33"/>
-    <w:qFormat/>
+    <w:basedOn w:val="a0"/>
+    <w:link w:val="af"/>
     <w:uiPriority w:val="30"/>
+    <w:qFormat/>
     <w:rPr>
       <w:i/>
       <w:iCs/>
-      <w:color w:val="104862" w:themeColor="accent1" w:themeShade="BF"/>
-    </w:rPr>
-  </w:style>
-  <w:style w:type="character" w:customStyle="1" w:styleId="35">
-    <w:name w:val="Intense Reference"/>
-    <w:basedOn w:val="17"/>
-    <w:qFormat/>
+      <w:color w:val="0F4761" w:themeColor="accent1" w:themeShade="BF"/>
+    </w:rPr>
+  </w:style>
+  <w:style w:type="character" w:customStyle="1" w:styleId="12">
+    <w:name w:val="明显参考1"/>
+    <w:basedOn w:val="a0"/>
     <w:uiPriority w:val="32"/>
+    <w:qFormat/>
     <w:rPr>
       <w:b/>
       <w:bCs/>
       <w:smallCaps/>
-      <w:color w:val="104862" w:themeColor="accent1" w:themeShade="BF"/>
+      <w:color w:val="0F4761" w:themeColor="accent1" w:themeShade="BF"/>
       <w:spacing w:val="5"/>
     </w:rPr>
   </w:style>
-  <w:style w:type="character" w:customStyle="1" w:styleId="36">
+  <w:style w:type="character" w:customStyle="1" w:styleId="a7">
     <w:name w:val="页眉 字符"/>
-    <w:basedOn w:val="17"/>
-    <w:link w:val="13"/>
-    <w:qFormat/>
+    <w:basedOn w:val="a0"/>
+    <w:link w:val="a6"/>
     <w:uiPriority w:val="99"/>
+    <w:qFormat/>
     <w:rPr>
       <w:sz w:val="18"/>
       <w:szCs w:val="18"/>
     </w:rPr>
   </w:style>
-  <w:style w:type="character" w:customStyle="1" w:styleId="37">
+  <w:style w:type="character" w:customStyle="1" w:styleId="a5">
     <w:name w:val="页脚 字符"/>
-    <w:basedOn w:val="17"/>
-    <w:link w:val="12"/>
-    <w:qFormat/>
+    <w:basedOn w:val="a0"/>
+    <w:link w:val="a4"/>
     <w:uiPriority w:val="99"/>
+    <w:qFormat/>
     <w:rPr>
       <w:sz w:val="18"/>
       <w:szCs w:val="18"/>
@@ -2107,5 +2351,6 @@
     </a:fmtScheme>
   </a:themeElements>
   <a:objectDefaults/>
+  <a:extraClrSchemeLst/>
 </a:theme>
 </file>